--- a/src/assets/ТРЕБОВАНИЯ К ОФОРМЛЕНИЮ МАТЕРИАЛОВ.docx
+++ b/src/assets/ТРЕБОВАНИЯ К ОФОРМЛЕНИЮ МАТЕРИАЛОВ.docx
@@ -1,6 +1,6 @@
 
 <file path=word/document.xml><?xml version="1.0" encoding="utf-8"?>
-<w:document xmlns:wpc="http://schemas.microsoft.com/office/word/2010/wordprocessingCanvas" xmlns:mc="http://schemas.openxmlformats.org/markup-compatibility/2006" xmlns:o="urn:schemas-microsoft-com:office:office" xmlns:r="http://schemas.openxmlformats.org/officeDocument/2006/relationships" xmlns:m="http://schemas.openxmlformats.org/officeDocument/2006/math" xmlns:v="urn:schemas-microsoft-com:vml" xmlns:wp14="http://schemas.microsoft.com/office/word/2010/wordprocessingDrawing" xmlns:wp="http://schemas.openxmlformats.org/drawingml/2006/wordprocessingDrawing" xmlns:w10="urn:schemas-microsoft-com:office:word" xmlns:w="http://schemas.openxmlformats.org/wordprocessingml/2006/main" xmlns:w14="http://schemas.microsoft.com/office/word/2010/wordml" xmlns:w15="http://schemas.microsoft.com/office/word/2012/wordml" xmlns:wpg="http://schemas.microsoft.com/office/word/2010/wordprocessingGroup" xmlns:wpi="http://schemas.microsoft.com/office/word/2010/wordprocessingInk" xmlns:wne="http://schemas.microsoft.com/office/word/2006/wordml" xmlns:wps="http://schemas.microsoft.com/office/word/2010/wordprocessingShape" mc:Ignorable="w14 w15 wp14">
+<w:document xmlns:wpc="http://schemas.microsoft.com/office/word/2010/wordprocessingCanvas" xmlns:cx="http://schemas.microsoft.com/office/drawing/2014/chartex" xmlns:cx1="http://schemas.microsoft.com/office/drawing/2015/9/8/chartex" xmlns:cx2="http://schemas.microsoft.com/office/drawing/2015/10/21/chartex" xmlns:cx3="http://schemas.microsoft.com/office/drawing/2016/5/9/chartex" xmlns:cx4="http://schemas.microsoft.com/office/drawing/2016/5/10/chartex" xmlns:cx5="http://schemas.microsoft.com/office/drawing/2016/5/11/chartex" xmlns:cx6="http://schemas.microsoft.com/office/drawing/2016/5/12/chartex" xmlns:cx7="http://schemas.microsoft.com/office/drawing/2016/5/13/chartex" xmlns:cx8="http://schemas.microsoft.com/office/drawing/2016/5/14/chartex" xmlns:mc="http://schemas.openxmlformats.org/markup-compatibility/2006" xmlns:aink="http://schemas.microsoft.com/office/drawing/2016/ink" xmlns:am3d="http://schemas.microsoft.com/office/drawing/2017/model3d" xmlns:o="urn:schemas-microsoft-com:office:office" xmlns:r="http://schemas.openxmlformats.org/officeDocument/2006/relationships" xmlns:m="http://schemas.openxmlformats.org/officeDocument/2006/math" xmlns:v="urn:schemas-microsoft-com:vml" xmlns:wp14="http://schemas.microsoft.com/office/word/2010/wordprocessingDrawing" xmlns:wp="http://schemas.openxmlformats.org/drawingml/2006/wordprocessingDrawing" xmlns:w10="urn:schemas-microsoft-com:office:word" xmlns:w="http://schemas.openxmlformats.org/wordprocessingml/2006/main" xmlns:w14="http://schemas.microsoft.com/office/word/2010/wordml" xmlns:w15="http://schemas.microsoft.com/office/word/2012/wordml" xmlns:w16cid="http://schemas.microsoft.com/office/word/2016/wordml/cid" xmlns:w16se="http://schemas.microsoft.com/office/word/2015/wordml/symex" xmlns:wpg="http://schemas.microsoft.com/office/word/2010/wordprocessingGroup" xmlns:wpi="http://schemas.microsoft.com/office/word/2010/wordprocessingInk" xmlns:wne="http://schemas.microsoft.com/office/word/2006/wordml" xmlns:wps="http://schemas.microsoft.com/office/word/2010/wordprocessingShape" mc:Ignorable="w14 w15 w16se w16cid wp14">
   <w:body>
     <w:p>
       <w:pPr>
@@ -38,7 +38,6 @@
         <w:widowControl/>
         <w:autoSpaceDE/>
         <w:autoSpaceDN/>
-        <w:spacing w:line="360" w:lineRule="auto"/>
         <w:contextualSpacing/>
         <w:jc w:val="center"/>
         <w:rPr>
@@ -80,7 +79,6 @@
         <w:widowControl/>
         <w:autoSpaceDE/>
         <w:autoSpaceDN/>
-        <w:spacing w:line="360" w:lineRule="auto"/>
         <w:contextualSpacing/>
         <w:jc w:val="center"/>
         <w:rPr>
@@ -101,20 +99,7 @@
           <w:szCs w:val="28"/>
           <w:lang w:eastAsia="en-US"/>
         </w:rPr>
-        <w:t>Губанова Мария Андрее</w:t>
-      </w:r>
-      <w:bookmarkStart w:id="0" w:name="_GoBack"/>
-      <w:bookmarkEnd w:id="0"/>
-      <w:r>
-        <w:rPr>
-          <w:rFonts w:eastAsia="Calibri"/>
-          <w:b/>
-          <w:bCs/>
-          <w:sz w:val="28"/>
-          <w:szCs w:val="28"/>
-          <w:lang w:eastAsia="en-US"/>
-        </w:rPr>
-        <w:t>вна, бакалавр</w:t>
+        <w:t>Губанова Мария Андреевна, бакалавр</w:t>
       </w:r>
     </w:p>
     <w:p>
@@ -122,7 +107,6 @@
         <w:widowControl/>
         <w:autoSpaceDE/>
         <w:autoSpaceDN/>
-        <w:spacing w:line="360" w:lineRule="auto"/>
         <w:contextualSpacing/>
         <w:jc w:val="center"/>
         <w:rPr>
@@ -173,7 +157,6 @@
         <w:widowControl/>
         <w:autoSpaceDE/>
         <w:autoSpaceDN/>
-        <w:spacing w:line="360" w:lineRule="auto"/>
         <w:jc w:val="center"/>
         <w:rPr>
           <w:rFonts w:eastAsia="Calibri"/>
@@ -201,7 +184,6 @@
         <w:widowControl/>
         <w:autoSpaceDE/>
         <w:autoSpaceDN/>
-        <w:spacing w:line="360" w:lineRule="auto"/>
         <w:jc w:val="center"/>
         <w:rPr>
           <w:rFonts w:eastAsia="Calibri"/>
@@ -238,7 +220,6 @@
         <w:widowControl/>
         <w:autoSpaceDE/>
         <w:autoSpaceDN/>
-        <w:spacing w:line="360" w:lineRule="auto"/>
         <w:contextualSpacing/>
         <w:jc w:val="center"/>
         <w:rPr>
@@ -256,7 +237,6 @@
         <w:widowControl/>
         <w:autoSpaceDE/>
         <w:autoSpaceDN/>
-        <w:spacing w:line="360" w:lineRule="auto"/>
         <w:jc w:val="center"/>
         <w:rPr>
           <w:rFonts w:eastAsia="Calibri"/>
@@ -277,6 +257,535 @@
           <w:lang w:eastAsia="en-US"/>
         </w:rPr>
         <w:t>ТЕХНОЛОГИЧЕСКАЯ ХОЛОДНАЯ ВОЙНА: ЦИФРОВАЯ ПОЛИТИКА ГОСУДАРСТВ В УСЛОВИЯХ ГЛОБАЛЬНОЙ КОНКУРЕНЦИИ</w:t>
+      </w:r>
+    </w:p>
+    <w:p>
+      <w:pPr>
+        <w:widowControl/>
+        <w:autoSpaceDE/>
+        <w:autoSpaceDN/>
+        <w:ind w:firstLine="709"/>
+        <w:jc w:val="both"/>
+        <w:rPr>
+          <w:rFonts w:eastAsia="Calibri"/>
+          <w:bCs/>
+          <w:i/>
+          <w:sz w:val="28"/>
+          <w:szCs w:val="28"/>
+          <w:lang w:eastAsia="en-US"/>
+        </w:rPr>
+      </w:pPr>
+    </w:p>
+    <w:p>
+      <w:pPr>
+        <w:widowControl/>
+        <w:autoSpaceDE/>
+        <w:autoSpaceDN/>
+        <w:ind w:firstLine="709"/>
+        <w:jc w:val="both"/>
+        <w:rPr>
+          <w:rFonts w:eastAsia="Calibri"/>
+          <w:bCs/>
+          <w:i/>
+          <w:sz w:val="28"/>
+          <w:szCs w:val="28"/>
+          <w:lang w:eastAsia="en-US"/>
+        </w:rPr>
+      </w:pPr>
+      <w:r>
+        <w:rPr>
+          <w:rFonts w:eastAsia="Calibri"/>
+          <w:b/>
+          <w:bCs/>
+          <w:i/>
+          <w:sz w:val="28"/>
+          <w:szCs w:val="28"/>
+          <w:lang w:eastAsia="en-US"/>
+        </w:rPr>
+        <w:t>Аннотация</w:t>
+      </w:r>
+      <w:r>
+        <w:rPr>
+          <w:rFonts w:eastAsia="Calibri"/>
+          <w:bCs/>
+          <w:i/>
+          <w:sz w:val="28"/>
+          <w:szCs w:val="28"/>
+          <w:lang w:eastAsia="en-US"/>
+        </w:rPr>
+        <w:t xml:space="preserve">: в условиях цифровой трансформации мировой экономики и политики мы сталкиваемся с феноменом технологической «холодной войны», как нового этапа глобального соперничества государств. В научной работе рассматриваются особенности формирования цифровой политики государств, направленной на укрепление технологического суверенитета, развитие национальных цифровых инфраструктур и защиту информационного пространства. Особое внимание уделяется конкуренции ведущих мировых держав в сфере искусственного интеллекта, телекоммуникационных технологий, полупроводниковой промышленности и кибербезопасности. </w:t>
+      </w:r>
+    </w:p>
+    <w:p>
+      <w:pPr>
+        <w:widowControl/>
+        <w:autoSpaceDE/>
+        <w:autoSpaceDN/>
+        <w:ind w:firstLine="709"/>
+        <w:jc w:val="both"/>
+        <w:rPr>
+          <w:rFonts w:eastAsia="Calibri"/>
+          <w:i/>
+          <w:color w:val="000000"/>
+          <w:spacing w:val="-1"/>
+          <w:sz w:val="28"/>
+          <w:szCs w:val="28"/>
+          <w:lang w:eastAsia="en-US"/>
+        </w:rPr>
+      </w:pPr>
+      <w:r>
+        <w:rPr>
+          <w:rFonts w:eastAsia="Calibri"/>
+          <w:b/>
+          <w:i/>
+          <w:color w:val="000000"/>
+          <w:spacing w:val="-1"/>
+          <w:sz w:val="28"/>
+          <w:szCs w:val="28"/>
+          <w:lang w:eastAsia="en-US"/>
+        </w:rPr>
+        <w:t>Ключевые слова</w:t>
+      </w:r>
+      <w:r>
+        <w:rPr>
+          <w:rFonts w:eastAsia="Calibri"/>
+          <w:i/>
+          <w:color w:val="000000"/>
+          <w:spacing w:val="-1"/>
+          <w:sz w:val="28"/>
+          <w:szCs w:val="28"/>
+          <w:lang w:eastAsia="en-US"/>
+        </w:rPr>
+        <w:t>: технологическая холодная война, цифровая политика, технологический суверенитет, цифровая экономика, международная конкуренция, кибербезопасность, искусственный интеллект, полупроводники, глобальная политика, цифровая трансформация.</w:t>
+      </w:r>
+    </w:p>
+    <w:p>
+      <w:pPr>
+        <w:widowControl/>
+        <w:autoSpaceDE/>
+        <w:autoSpaceDN/>
+        <w:ind w:firstLine="709"/>
+        <w:jc w:val="center"/>
+        <w:rPr>
+          <w:rFonts w:eastAsia="Calibri"/>
+          <w:b/>
+          <w:color w:val="000000"/>
+          <w:spacing w:val="-1"/>
+          <w:sz w:val="28"/>
+          <w:szCs w:val="28"/>
+          <w:lang w:eastAsia="en-US"/>
+        </w:rPr>
+      </w:pPr>
+    </w:p>
+    <w:p>
+      <w:pPr>
+        <w:widowControl/>
+        <w:autoSpaceDE/>
+        <w:autoSpaceDN/>
+        <w:jc w:val="center"/>
+        <w:rPr>
+          <w:rFonts w:eastAsia="Calibri"/>
+          <w:b/>
+          <w:color w:val="000000"/>
+          <w:spacing w:val="-1"/>
+          <w:sz w:val="28"/>
+          <w:szCs w:val="28"/>
+          <w:lang w:val="en-US" w:eastAsia="en-US"/>
+        </w:rPr>
+      </w:pPr>
+      <w:proofErr w:type="spellStart"/>
+      <w:r>
+        <w:rPr>
+          <w:rFonts w:eastAsia="Calibri"/>
+          <w:b/>
+          <w:color w:val="000000"/>
+          <w:spacing w:val="-1"/>
+          <w:sz w:val="28"/>
+          <w:szCs w:val="28"/>
+          <w:lang w:val="en-US" w:eastAsia="en-US"/>
+        </w:rPr>
+        <w:t>Veprentsev</w:t>
+      </w:r>
+      <w:proofErr w:type="spellEnd"/>
+      <w:r>
+        <w:rPr>
+          <w:rFonts w:eastAsia="Calibri"/>
+          <w:b/>
+          <w:color w:val="000000"/>
+          <w:spacing w:val="-1"/>
+          <w:sz w:val="28"/>
+          <w:szCs w:val="28"/>
+          <w:lang w:val="en-US" w:eastAsia="en-US"/>
+        </w:rPr>
+        <w:t xml:space="preserve"> Mikhail </w:t>
+      </w:r>
+      <w:proofErr w:type="spellStart"/>
+      <w:r>
+        <w:rPr>
+          <w:rFonts w:eastAsia="Calibri"/>
+          <w:b/>
+          <w:color w:val="000000"/>
+          <w:spacing w:val="-1"/>
+          <w:sz w:val="28"/>
+          <w:szCs w:val="28"/>
+          <w:lang w:val="en-US" w:eastAsia="en-US"/>
+        </w:rPr>
+        <w:t>Sergeevich</w:t>
+      </w:r>
+      <w:proofErr w:type="spellEnd"/>
+      <w:r>
+        <w:rPr>
+          <w:rFonts w:eastAsia="Calibri"/>
+          <w:b/>
+          <w:color w:val="000000"/>
+          <w:spacing w:val="-1"/>
+          <w:sz w:val="28"/>
+          <w:szCs w:val="28"/>
+          <w:lang w:val="en-US" w:eastAsia="en-US"/>
+        </w:rPr>
+        <w:t xml:space="preserve">, </w:t>
+      </w:r>
+      <w:r>
+        <w:rPr>
+          <w:rFonts w:eastAsia="Calibri"/>
+          <w:b/>
+          <w:sz w:val="28"/>
+          <w:szCs w:val="28"/>
+          <w:lang w:val="en-US" w:eastAsia="en-US"/>
+        </w:rPr>
+        <w:t>bachelor</w:t>
+      </w:r>
+    </w:p>
+    <w:p>
+      <w:pPr>
+        <w:widowControl/>
+        <w:autoSpaceDE/>
+        <w:autoSpaceDN/>
+        <w:jc w:val="center"/>
+        <w:rPr>
+          <w:rFonts w:eastAsia="Calibri"/>
+          <w:color w:val="000000"/>
+          <w:spacing w:val="-1"/>
+          <w:sz w:val="28"/>
+          <w:szCs w:val="28"/>
+          <w:lang w:val="en-US" w:eastAsia="en-US"/>
+        </w:rPr>
+      </w:pPr>
+      <w:proofErr w:type="spellStart"/>
+      <w:r>
+        <w:rPr>
+          <w:rFonts w:eastAsia="Calibri"/>
+          <w:b/>
+          <w:color w:val="000000"/>
+          <w:spacing w:val="-1"/>
+          <w:sz w:val="28"/>
+          <w:szCs w:val="28"/>
+          <w:lang w:val="en-US" w:eastAsia="en-US"/>
+        </w:rPr>
+        <w:t>Gubanova</w:t>
+      </w:r>
+      <w:proofErr w:type="spellEnd"/>
+      <w:r>
+        <w:rPr>
+          <w:rFonts w:eastAsia="Calibri"/>
+          <w:b/>
+          <w:color w:val="000000"/>
+          <w:spacing w:val="-1"/>
+          <w:sz w:val="28"/>
+          <w:szCs w:val="28"/>
+          <w:lang w:val="en-US" w:eastAsia="en-US"/>
+        </w:rPr>
+        <w:t xml:space="preserve"> Maria </w:t>
+      </w:r>
+      <w:proofErr w:type="spellStart"/>
+      <w:r>
+        <w:rPr>
+          <w:rFonts w:eastAsia="Calibri"/>
+          <w:b/>
+          <w:color w:val="000000"/>
+          <w:spacing w:val="-1"/>
+          <w:sz w:val="28"/>
+          <w:szCs w:val="28"/>
+          <w:lang w:val="en-US" w:eastAsia="en-US"/>
+        </w:rPr>
+        <w:t>Andreevna</w:t>
+      </w:r>
+      <w:proofErr w:type="spellEnd"/>
+      <w:r>
+        <w:rPr>
+          <w:rFonts w:eastAsia="Calibri"/>
+          <w:color w:val="000000"/>
+          <w:spacing w:val="-1"/>
+          <w:sz w:val="28"/>
+          <w:szCs w:val="28"/>
+          <w:lang w:val="en-US" w:eastAsia="en-US"/>
+        </w:rPr>
+        <w:t xml:space="preserve">, </w:t>
+      </w:r>
+      <w:r>
+        <w:rPr>
+          <w:rFonts w:eastAsia="Calibri"/>
+          <w:b/>
+          <w:sz w:val="28"/>
+          <w:szCs w:val="28"/>
+          <w:lang w:val="en-US" w:eastAsia="en-US"/>
+        </w:rPr>
+        <w:t>bachelor</w:t>
+      </w:r>
+    </w:p>
+    <w:p>
+      <w:pPr>
+        <w:widowControl/>
+        <w:autoSpaceDE/>
+        <w:autoSpaceDN/>
+        <w:jc w:val="center"/>
+        <w:rPr>
+          <w:rFonts w:eastAsia="Calibri"/>
+          <w:b/>
+          <w:color w:val="000000"/>
+          <w:spacing w:val="-1"/>
+          <w:sz w:val="28"/>
+          <w:szCs w:val="28"/>
+          <w:lang w:val="en-US" w:eastAsia="en-US"/>
+        </w:rPr>
+      </w:pPr>
+      <w:proofErr w:type="spellStart"/>
+      <w:r>
+        <w:rPr>
+          <w:rFonts w:eastAsia="Calibri"/>
+          <w:b/>
+          <w:color w:val="000000"/>
+          <w:spacing w:val="-1"/>
+          <w:sz w:val="28"/>
+          <w:szCs w:val="28"/>
+          <w:lang w:val="en-US" w:eastAsia="en-US"/>
+        </w:rPr>
+        <w:t>Perova</w:t>
+      </w:r>
+      <w:proofErr w:type="spellEnd"/>
+      <w:r>
+        <w:rPr>
+          <w:rFonts w:eastAsia="Calibri"/>
+          <w:b/>
+          <w:color w:val="000000"/>
+          <w:spacing w:val="-1"/>
+          <w:sz w:val="28"/>
+          <w:szCs w:val="28"/>
+          <w:lang w:val="en-US" w:eastAsia="en-US"/>
+        </w:rPr>
+        <w:t xml:space="preserve"> Marina Viktorovna</w:t>
+      </w:r>
+      <w:r>
+        <w:rPr>
+          <w:rFonts w:eastAsia="Calibri"/>
+          <w:color w:val="000000"/>
+          <w:spacing w:val="-1"/>
+          <w:sz w:val="28"/>
+          <w:szCs w:val="28"/>
+          <w:lang w:val="en-US" w:eastAsia="en-US"/>
+        </w:rPr>
+        <w:t xml:space="preserve">, </w:t>
+      </w:r>
+      <w:r>
+        <w:rPr>
+          <w:rFonts w:eastAsia="Calibri"/>
+          <w:b/>
+          <w:color w:val="000000"/>
+          <w:spacing w:val="-1"/>
+          <w:sz w:val="28"/>
+          <w:szCs w:val="28"/>
+          <w:lang w:val="en-US" w:eastAsia="en-US"/>
+        </w:rPr>
+        <w:t>Candidate of Pedagogical Sciences, Associate Professor</w:t>
+      </w:r>
+    </w:p>
+    <w:p>
+      <w:pPr>
+        <w:widowControl/>
+        <w:autoSpaceDE/>
+        <w:autoSpaceDN/>
+        <w:jc w:val="center"/>
+        <w:rPr>
+          <w:i/>
+          <w:iCs/>
+          <w:sz w:val="28"/>
+          <w:szCs w:val="28"/>
+          <w:lang w:val="en-US"/>
+        </w:rPr>
+      </w:pPr>
+      <w:r>
+        <w:rPr>
+          <w:i/>
+          <w:iCs/>
+          <w:sz w:val="28"/>
+          <w:szCs w:val="28"/>
+          <w:lang w:val="en-US"/>
+        </w:rPr>
+        <w:t>Russian Presidential Academy of National Economy and Public Administration, South Russian Institute of Management - Branch, Rostov-on-Don, Russia</w:t>
+      </w:r>
+    </w:p>
+    <w:p>
+      <w:pPr>
+        <w:widowControl/>
+        <w:autoSpaceDE/>
+        <w:autoSpaceDN/>
+        <w:ind w:firstLine="709"/>
+        <w:jc w:val="center"/>
+        <w:rPr>
+          <w:rFonts w:eastAsia="Calibri"/>
+          <w:i/>
+          <w:color w:val="000000"/>
+          <w:spacing w:val="-1"/>
+          <w:sz w:val="28"/>
+          <w:szCs w:val="28"/>
+          <w:lang w:val="en-US" w:eastAsia="en-US"/>
+        </w:rPr>
+      </w:pPr>
+    </w:p>
+    <w:p>
+      <w:pPr>
+        <w:widowControl/>
+        <w:autoSpaceDE/>
+        <w:autoSpaceDN/>
+        <w:ind w:firstLine="709"/>
+        <w:jc w:val="center"/>
+        <w:rPr>
+          <w:rFonts w:eastAsia="Calibri"/>
+          <w:b/>
+          <w:color w:val="000000"/>
+          <w:spacing w:val="-1"/>
+          <w:sz w:val="28"/>
+          <w:szCs w:val="28"/>
+          <w:lang w:val="en-US" w:eastAsia="en-US"/>
+        </w:rPr>
+      </w:pPr>
+      <w:r>
+        <w:rPr>
+          <w:rFonts w:eastAsia="Calibri"/>
+          <w:b/>
+          <w:color w:val="000000"/>
+          <w:spacing w:val="-1"/>
+          <w:sz w:val="28"/>
+          <w:szCs w:val="28"/>
+          <w:lang w:val="en-US" w:eastAsia="en-US"/>
+        </w:rPr>
+        <w:t>TECHNOLOGICAL COLD WAR: DIGITAL POLICY OF STATES IN THE CONTEXT OF GLOBAL COMPETITION</w:t>
+      </w:r>
+    </w:p>
+    <w:p>
+      <w:pPr>
+        <w:widowControl/>
+        <w:autoSpaceDE/>
+        <w:autoSpaceDN/>
+        <w:ind w:firstLine="709"/>
+        <w:jc w:val="both"/>
+        <w:rPr>
+          <w:rFonts w:eastAsia="Calibri"/>
+          <w:i/>
+          <w:color w:val="000000"/>
+          <w:spacing w:val="-1"/>
+          <w:sz w:val="28"/>
+          <w:szCs w:val="28"/>
+          <w:lang w:val="en-US" w:eastAsia="en-US"/>
+        </w:rPr>
+      </w:pPr>
+    </w:p>
+    <w:p>
+      <w:pPr>
+        <w:widowControl/>
+        <w:autoSpaceDE/>
+        <w:autoSpaceDN/>
+        <w:ind w:firstLine="709"/>
+        <w:jc w:val="both"/>
+        <w:rPr>
+          <w:rFonts w:eastAsia="Calibri"/>
+          <w:i/>
+          <w:color w:val="000000"/>
+          <w:spacing w:val="-1"/>
+          <w:sz w:val="28"/>
+          <w:szCs w:val="28"/>
+          <w:lang w:val="en-US" w:eastAsia="en-US"/>
+        </w:rPr>
+      </w:pPr>
+      <w:r>
+        <w:rPr>
+          <w:rFonts w:eastAsia="Calibri"/>
+          <w:i/>
+          <w:color w:val="000000"/>
+          <w:spacing w:val="-1"/>
+          <w:sz w:val="28"/>
+          <w:szCs w:val="28"/>
+          <w:lang w:val="en-US" w:eastAsia="en-US"/>
+        </w:rPr>
+        <w:t xml:space="preserve"> </w:t>
+      </w:r>
+      <w:r>
+        <w:rPr>
+          <w:rFonts w:eastAsia="Calibri"/>
+          <w:b/>
+          <w:i/>
+          <w:color w:val="000000"/>
+          <w:spacing w:val="-1"/>
+          <w:sz w:val="28"/>
+          <w:szCs w:val="28"/>
+          <w:lang w:val="en-US" w:eastAsia="en-US"/>
+        </w:rPr>
+        <w:t>Abstract</w:t>
+      </w:r>
+      <w:r>
+        <w:rPr>
+          <w:rFonts w:eastAsia="Calibri"/>
+          <w:i/>
+          <w:color w:val="000000"/>
+          <w:spacing w:val="-1"/>
+          <w:sz w:val="28"/>
+          <w:szCs w:val="28"/>
+          <w:lang w:val="en-US" w:eastAsia="en-US"/>
+        </w:rPr>
+        <w:t>: In the context of the digital transformation of the global economy and politics, we are faced with the phenomenon of a technological "cold war" as a new stage of global competition between states. This research examines the development of digital policies aimed at strengthening technological sovereignty, developing national digital infrastructures, and protecting the information space. Particular attention is paid to the competition between leading global powers in artificial intelligence, telecommunications technologies, the semiconductor industry, and cybersecurity.</w:t>
+      </w:r>
+    </w:p>
+    <w:p>
+      <w:pPr>
+        <w:widowControl/>
+        <w:autoSpaceDE/>
+        <w:autoSpaceDN/>
+        <w:ind w:firstLine="709"/>
+        <w:jc w:val="both"/>
+        <w:rPr>
+          <w:rFonts w:eastAsia="Calibri"/>
+          <w:i/>
+          <w:color w:val="000000"/>
+          <w:spacing w:val="-1"/>
+          <w:sz w:val="28"/>
+          <w:szCs w:val="28"/>
+          <w:lang w:val="en-US" w:eastAsia="en-US"/>
+        </w:rPr>
+      </w:pPr>
+      <w:r>
+        <w:rPr>
+          <w:rFonts w:eastAsia="Calibri"/>
+          <w:b/>
+          <w:i/>
+          <w:color w:val="000000"/>
+          <w:spacing w:val="-1"/>
+          <w:sz w:val="28"/>
+          <w:szCs w:val="28"/>
+          <w:lang w:val="en-US" w:eastAsia="en-US"/>
+        </w:rPr>
+        <w:t>Keywords</w:t>
+      </w:r>
+      <w:r>
+        <w:rPr>
+          <w:rFonts w:eastAsia="Calibri"/>
+          <w:i/>
+          <w:color w:val="000000"/>
+          <w:spacing w:val="-1"/>
+          <w:sz w:val="28"/>
+          <w:szCs w:val="28"/>
+          <w:lang w:val="en-US" w:eastAsia="en-US"/>
+        </w:rPr>
+        <w:t>: technological cold war, digital policy, technological sovereignty, digital economy, international competition, cybersecurity, artificial intelligence, semiconductors, global politics, digital transformation.</w:t>
       </w:r>
     </w:p>
     <w:p>
@@ -289,684 +798,3015 @@
         <w:jc w:val="both"/>
         <w:rPr>
           <w:rFonts w:eastAsia="Calibri"/>
-          <w:bCs/>
           <w:i/>
-          <w:sz w:val="28"/>
-          <w:szCs w:val="28"/>
-          <w:lang w:eastAsia="en-US"/>
+          <w:color w:val="000000"/>
+          <w:spacing w:val="-1"/>
+          <w:sz w:val="28"/>
+          <w:szCs w:val="28"/>
+          <w:lang w:val="en-US" w:eastAsia="en-US"/>
         </w:rPr>
       </w:pPr>
     </w:p>
     <w:p>
       <w:pPr>
-        <w:widowControl/>
-        <w:autoSpaceDE/>
-        <w:autoSpaceDN/>
         <w:spacing w:line="360" w:lineRule="auto"/>
         <w:ind w:firstLine="709"/>
         <w:jc w:val="both"/>
         <w:rPr>
           <w:rFonts w:eastAsia="Calibri"/>
-          <w:bCs/>
-          <w:i/>
-          <w:sz w:val="28"/>
-          <w:szCs w:val="28"/>
-          <w:lang w:eastAsia="en-US"/>
-        </w:rPr>
-      </w:pPr>
-      <w:r>
-        <w:rPr>
-          <w:rFonts w:eastAsia="Calibri"/>
-          <w:b/>
-          <w:bCs/>
-          <w:i/>
-          <w:sz w:val="28"/>
-          <w:szCs w:val="28"/>
-          <w:lang w:eastAsia="en-US"/>
-        </w:rPr>
-        <w:t>Аннотация</w:t>
-      </w:r>
-      <w:r>
-        <w:rPr>
-          <w:rFonts w:eastAsia="Calibri"/>
-          <w:bCs/>
-          <w:i/>
-          <w:sz w:val="28"/>
-          <w:szCs w:val="28"/>
-          <w:lang w:eastAsia="en-US"/>
-        </w:rPr>
-        <w:t xml:space="preserve">: в условиях цифровой трансформации мировой экономики и политики мы сталкиваемся с феноменом технологической «холодной войны», как нового этапа глобального соперничества государств. В научной работе рассматриваются особенности формирования цифровой политики государств, направленной на укрепление технологического суверенитета, развитие национальных цифровых инфраструктур и защиту информационного пространства. Особое внимание уделяется конкуренции ведущих мировых держав в сфере искусственного интеллекта, телекоммуникационных технологий, полупроводниковой промышленности и </w:t>
-      </w:r>
-      <w:proofErr w:type="spellStart"/>
-      <w:r>
-        <w:rPr>
-          <w:rFonts w:eastAsia="Calibri"/>
-          <w:bCs/>
-          <w:i/>
-          <w:sz w:val="28"/>
-          <w:szCs w:val="28"/>
-          <w:lang w:eastAsia="en-US"/>
-        </w:rPr>
-        <w:t>кибербезопасности</w:t>
-      </w:r>
-      <w:proofErr w:type="spellEnd"/>
-      <w:r>
-        <w:rPr>
-          <w:rFonts w:eastAsia="Calibri"/>
-          <w:bCs/>
-          <w:i/>
-          <w:sz w:val="28"/>
-          <w:szCs w:val="28"/>
-          <w:lang w:eastAsia="en-US"/>
-        </w:rPr>
-        <w:t xml:space="preserve">. </w:t>
-      </w:r>
-    </w:p>
-    <w:p>
-      <w:pPr>
-        <w:widowControl/>
-        <w:autoSpaceDE/>
-        <w:autoSpaceDN/>
-        <w:spacing w:line="360" w:lineRule="auto"/>
-        <w:ind w:firstLine="709"/>
-        <w:jc w:val="both"/>
-        <w:rPr>
-          <w:rFonts w:eastAsia="Calibri"/>
-          <w:i/>
-          <w:color w:val="000000"/>
-          <w:spacing w:val="-1"/>
-          <w:sz w:val="28"/>
-          <w:szCs w:val="28"/>
-          <w:lang w:eastAsia="en-US"/>
-        </w:rPr>
-      </w:pPr>
-      <w:r>
-        <w:rPr>
-          <w:rFonts w:eastAsia="Calibri"/>
-          <w:b/>
-          <w:i/>
-          <w:color w:val="000000"/>
-          <w:spacing w:val="-1"/>
-          <w:sz w:val="28"/>
-          <w:szCs w:val="28"/>
-          <w:lang w:eastAsia="en-US"/>
-        </w:rPr>
-        <w:t>Ключевые слова</w:t>
-      </w:r>
-      <w:r>
-        <w:rPr>
-          <w:rFonts w:eastAsia="Calibri"/>
-          <w:i/>
-          <w:color w:val="000000"/>
-          <w:spacing w:val="-1"/>
-          <w:sz w:val="28"/>
-          <w:szCs w:val="28"/>
-          <w:lang w:eastAsia="en-US"/>
-        </w:rPr>
-        <w:t xml:space="preserve">: технологическая холодная война, цифровая политика, технологический суверенитет, цифровая экономика, международная конкуренция, </w:t>
-      </w:r>
-      <w:proofErr w:type="spellStart"/>
-      <w:r>
-        <w:rPr>
-          <w:rFonts w:eastAsia="Calibri"/>
-          <w:i/>
-          <w:color w:val="000000"/>
-          <w:spacing w:val="-1"/>
-          <w:sz w:val="28"/>
-          <w:szCs w:val="28"/>
-          <w:lang w:eastAsia="en-US"/>
-        </w:rPr>
-        <w:t>кибербезопасность</w:t>
-      </w:r>
-      <w:proofErr w:type="spellEnd"/>
-      <w:r>
-        <w:rPr>
-          <w:rFonts w:eastAsia="Calibri"/>
-          <w:i/>
-          <w:color w:val="000000"/>
-          <w:spacing w:val="-1"/>
-          <w:sz w:val="28"/>
-          <w:szCs w:val="28"/>
-          <w:lang w:eastAsia="en-US"/>
-        </w:rPr>
-        <w:t>, искусственный интеллект, полупроводники, глобальная политика, цифровая трансформация.</w:t>
-      </w:r>
-    </w:p>
-    <w:p>
-      <w:pPr>
-        <w:widowControl/>
-        <w:autoSpaceDE/>
-        <w:autoSpaceDN/>
-        <w:spacing w:line="360" w:lineRule="auto"/>
-        <w:ind w:firstLine="709"/>
-        <w:jc w:val="center"/>
-        <w:rPr>
-          <w:rFonts w:eastAsia="Calibri"/>
-          <w:b/>
-          <w:color w:val="000000"/>
-          <w:spacing w:val="-1"/>
-          <w:sz w:val="28"/>
-          <w:szCs w:val="28"/>
-          <w:lang w:eastAsia="en-US"/>
-        </w:rPr>
-      </w:pPr>
-    </w:p>
-    <w:p>
-      <w:pPr>
-        <w:widowControl/>
-        <w:autoSpaceDE/>
-        <w:autoSpaceDN/>
-        <w:spacing w:line="360" w:lineRule="auto"/>
-        <w:jc w:val="center"/>
-        <w:rPr>
-          <w:rFonts w:eastAsia="Calibri"/>
-          <w:b/>
-          <w:color w:val="000000"/>
-          <w:spacing w:val="-1"/>
-          <w:sz w:val="28"/>
-          <w:szCs w:val="28"/>
-          <w:lang w:val="en-US" w:eastAsia="en-US"/>
-        </w:rPr>
-      </w:pPr>
-      <w:proofErr w:type="spellStart"/>
-      <w:r>
-        <w:rPr>
-          <w:rFonts w:eastAsia="Calibri"/>
-          <w:b/>
-          <w:color w:val="000000"/>
-          <w:spacing w:val="-1"/>
-          <w:sz w:val="28"/>
-          <w:szCs w:val="28"/>
-          <w:lang w:val="en-US" w:eastAsia="en-US"/>
-        </w:rPr>
-        <w:t>Veprentsev</w:t>
-      </w:r>
-      <w:proofErr w:type="spellEnd"/>
-      <w:r>
-        <w:rPr>
-          <w:rFonts w:eastAsia="Calibri"/>
-          <w:b/>
-          <w:color w:val="000000"/>
-          <w:spacing w:val="-1"/>
-          <w:sz w:val="28"/>
-          <w:szCs w:val="28"/>
-          <w:lang w:val="en-US" w:eastAsia="en-US"/>
-        </w:rPr>
-        <w:t xml:space="preserve"> Mikhail </w:t>
-      </w:r>
-      <w:proofErr w:type="spellStart"/>
-      <w:r>
-        <w:rPr>
-          <w:rFonts w:eastAsia="Calibri"/>
-          <w:b/>
-          <w:color w:val="000000"/>
-          <w:spacing w:val="-1"/>
-          <w:sz w:val="28"/>
-          <w:szCs w:val="28"/>
-          <w:lang w:val="en-US" w:eastAsia="en-US"/>
-        </w:rPr>
-        <w:t>Sergeevich</w:t>
-      </w:r>
-      <w:proofErr w:type="spellEnd"/>
-      <w:r>
-        <w:rPr>
-          <w:rFonts w:eastAsia="Calibri"/>
-          <w:b/>
-          <w:color w:val="000000"/>
-          <w:spacing w:val="-1"/>
-          <w:sz w:val="28"/>
-          <w:szCs w:val="28"/>
-          <w:lang w:val="en-US" w:eastAsia="en-US"/>
-        </w:rPr>
-        <w:t xml:space="preserve">, </w:t>
-      </w:r>
-      <w:r>
-        <w:rPr>
-          <w:rFonts w:eastAsia="Calibri"/>
-          <w:b/>
-          <w:sz w:val="28"/>
-          <w:szCs w:val="28"/>
-          <w:lang w:val="en-US" w:eastAsia="en-US"/>
-        </w:rPr>
-        <w:t>bachelor</w:t>
-      </w:r>
-    </w:p>
-    <w:p>
-      <w:pPr>
-        <w:widowControl/>
-        <w:autoSpaceDE/>
-        <w:autoSpaceDN/>
-        <w:spacing w:line="360" w:lineRule="auto"/>
-        <w:jc w:val="center"/>
-        <w:rPr>
-          <w:rFonts w:eastAsia="Calibri"/>
-          <w:color w:val="000000"/>
-          <w:spacing w:val="-1"/>
-          <w:sz w:val="28"/>
-          <w:szCs w:val="28"/>
-          <w:lang w:val="en-US" w:eastAsia="en-US"/>
-        </w:rPr>
-      </w:pPr>
-      <w:proofErr w:type="spellStart"/>
-      <w:r>
-        <w:rPr>
-          <w:rFonts w:eastAsia="Calibri"/>
-          <w:b/>
-          <w:color w:val="000000"/>
-          <w:spacing w:val="-1"/>
-          <w:sz w:val="28"/>
-          <w:szCs w:val="28"/>
-          <w:lang w:val="en-US" w:eastAsia="en-US"/>
-        </w:rPr>
-        <w:t>Gubanova</w:t>
-      </w:r>
-      <w:proofErr w:type="spellEnd"/>
-      <w:r>
-        <w:rPr>
-          <w:rFonts w:eastAsia="Calibri"/>
-          <w:b/>
-          <w:color w:val="000000"/>
-          <w:spacing w:val="-1"/>
-          <w:sz w:val="28"/>
-          <w:szCs w:val="28"/>
-          <w:lang w:val="en-US" w:eastAsia="en-US"/>
-        </w:rPr>
-        <w:t xml:space="preserve"> Maria </w:t>
-      </w:r>
-      <w:proofErr w:type="spellStart"/>
-      <w:r>
-        <w:rPr>
-          <w:rFonts w:eastAsia="Calibri"/>
-          <w:b/>
-          <w:color w:val="000000"/>
-          <w:spacing w:val="-1"/>
-          <w:sz w:val="28"/>
-          <w:szCs w:val="28"/>
-          <w:lang w:val="en-US" w:eastAsia="en-US"/>
-        </w:rPr>
-        <w:t>Andreevna</w:t>
-      </w:r>
-      <w:proofErr w:type="spellEnd"/>
-      <w:r>
-        <w:rPr>
-          <w:rFonts w:eastAsia="Calibri"/>
-          <w:color w:val="000000"/>
-          <w:spacing w:val="-1"/>
-          <w:sz w:val="28"/>
-          <w:szCs w:val="28"/>
-          <w:lang w:val="en-US" w:eastAsia="en-US"/>
-        </w:rPr>
-        <w:t xml:space="preserve">, </w:t>
-      </w:r>
-      <w:r>
-        <w:rPr>
-          <w:rFonts w:eastAsia="Calibri"/>
-          <w:b/>
-          <w:sz w:val="28"/>
-          <w:szCs w:val="28"/>
-          <w:lang w:val="en-US" w:eastAsia="en-US"/>
-        </w:rPr>
-        <w:t>bachelor</w:t>
-      </w:r>
-    </w:p>
-    <w:p>
-      <w:pPr>
-        <w:widowControl/>
-        <w:autoSpaceDE/>
-        <w:autoSpaceDN/>
-        <w:spacing w:line="360" w:lineRule="auto"/>
-        <w:jc w:val="center"/>
-        <w:rPr>
-          <w:rFonts w:eastAsia="Calibri"/>
-          <w:b/>
-          <w:color w:val="000000"/>
-          <w:spacing w:val="-1"/>
-          <w:sz w:val="28"/>
-          <w:szCs w:val="28"/>
-          <w:lang w:val="en-US" w:eastAsia="en-US"/>
-        </w:rPr>
-      </w:pPr>
-      <w:proofErr w:type="spellStart"/>
-      <w:r>
-        <w:rPr>
-          <w:rFonts w:eastAsia="Calibri"/>
-          <w:b/>
-          <w:color w:val="000000"/>
-          <w:spacing w:val="-1"/>
-          <w:sz w:val="28"/>
-          <w:szCs w:val="28"/>
-          <w:lang w:val="en-US" w:eastAsia="en-US"/>
-        </w:rPr>
-        <w:t>Perova</w:t>
-      </w:r>
-      <w:proofErr w:type="spellEnd"/>
-      <w:r>
-        <w:rPr>
-          <w:rFonts w:eastAsia="Calibri"/>
-          <w:b/>
-          <w:color w:val="000000"/>
-          <w:spacing w:val="-1"/>
-          <w:sz w:val="28"/>
-          <w:szCs w:val="28"/>
-          <w:lang w:val="en-US" w:eastAsia="en-US"/>
-        </w:rPr>
-        <w:t xml:space="preserve"> Marina Viktorovna</w:t>
-      </w:r>
-      <w:r>
-        <w:rPr>
-          <w:rFonts w:eastAsia="Calibri"/>
-          <w:color w:val="000000"/>
-          <w:spacing w:val="-1"/>
-          <w:sz w:val="28"/>
-          <w:szCs w:val="28"/>
-          <w:lang w:val="en-US" w:eastAsia="en-US"/>
-        </w:rPr>
-        <w:t xml:space="preserve">, </w:t>
-      </w:r>
-      <w:r>
-        <w:rPr>
-          <w:rFonts w:eastAsia="Calibri"/>
-          <w:b/>
-          <w:color w:val="000000"/>
-          <w:spacing w:val="-1"/>
-          <w:sz w:val="28"/>
-          <w:szCs w:val="28"/>
-          <w:lang w:val="en-US" w:eastAsia="en-US"/>
-        </w:rPr>
-        <w:t>Candidate of Pedagogical Sciences, Associate Professor</w:t>
-      </w:r>
-    </w:p>
-    <w:p>
-      <w:pPr>
-        <w:widowControl/>
-        <w:autoSpaceDE/>
-        <w:autoSpaceDN/>
-        <w:spacing w:line="360" w:lineRule="auto"/>
-        <w:jc w:val="center"/>
-        <w:rPr>
-          <w:i/>
-          <w:iCs/>
-          <w:sz w:val="28"/>
-          <w:szCs w:val="28"/>
-          <w:lang w:val="en-US"/>
-        </w:rPr>
-      </w:pPr>
-      <w:r>
-        <w:rPr>
-          <w:i/>
-          <w:iCs/>
-          <w:sz w:val="28"/>
-          <w:szCs w:val="28"/>
-          <w:lang w:val="en-US"/>
-        </w:rPr>
-        <w:lastRenderedPageBreak/>
-        <w:t>Russian Presidential Academy of National Economy and Public Administration, South Russian Institute of Management - Branch, Rostov-on-Don, Russia</w:t>
-      </w:r>
-    </w:p>
-    <w:p>
-      <w:pPr>
-        <w:widowControl/>
-        <w:autoSpaceDE/>
-        <w:autoSpaceDN/>
-        <w:spacing w:line="360" w:lineRule="auto"/>
-        <w:ind w:firstLine="709"/>
-        <w:jc w:val="center"/>
-        <w:rPr>
-          <w:rFonts w:eastAsia="Calibri"/>
-          <w:i/>
-          <w:color w:val="000000"/>
-          <w:spacing w:val="-1"/>
-          <w:sz w:val="28"/>
-          <w:szCs w:val="28"/>
-          <w:lang w:val="en-US" w:eastAsia="en-US"/>
-        </w:rPr>
-      </w:pPr>
-    </w:p>
-    <w:p>
-      <w:pPr>
-        <w:widowControl/>
-        <w:autoSpaceDE/>
-        <w:autoSpaceDN/>
-        <w:spacing w:line="360" w:lineRule="auto"/>
-        <w:ind w:firstLine="709"/>
-        <w:jc w:val="center"/>
-        <w:rPr>
-          <w:rFonts w:eastAsia="Calibri"/>
-          <w:b/>
-          <w:color w:val="000000"/>
-          <w:spacing w:val="-1"/>
-          <w:sz w:val="28"/>
-          <w:szCs w:val="28"/>
-          <w:lang w:val="en-US" w:eastAsia="en-US"/>
-        </w:rPr>
-      </w:pPr>
-      <w:r>
-        <w:rPr>
-          <w:rFonts w:eastAsia="Calibri"/>
-          <w:b/>
-          <w:color w:val="000000"/>
-          <w:spacing w:val="-1"/>
-          <w:sz w:val="28"/>
-          <w:szCs w:val="28"/>
-          <w:lang w:val="en-US" w:eastAsia="en-US"/>
-        </w:rPr>
-        <w:t>TECHNOLOGICAL COLD WAR: DIGITAL POLICY OF STATES IN THE CONTEXT OF GLOBAL COMPETITION</w:t>
-      </w:r>
-    </w:p>
-    <w:p>
-      <w:pPr>
-        <w:widowControl/>
-        <w:autoSpaceDE/>
-        <w:autoSpaceDN/>
-        <w:spacing w:line="360" w:lineRule="auto"/>
-        <w:ind w:firstLine="709"/>
-        <w:jc w:val="both"/>
-        <w:rPr>
-          <w:rFonts w:eastAsia="Calibri"/>
-          <w:i/>
-          <w:color w:val="000000"/>
-          <w:spacing w:val="-1"/>
-          <w:sz w:val="28"/>
-          <w:szCs w:val="28"/>
-          <w:lang w:val="en-US" w:eastAsia="en-US"/>
-        </w:rPr>
-      </w:pPr>
-    </w:p>
-    <w:p>
-      <w:pPr>
-        <w:widowControl/>
-        <w:autoSpaceDE/>
-        <w:autoSpaceDN/>
-        <w:spacing w:line="360" w:lineRule="auto"/>
-        <w:ind w:firstLine="709"/>
-        <w:jc w:val="both"/>
-        <w:rPr>
-          <w:rFonts w:eastAsia="Calibri"/>
-          <w:i/>
-          <w:color w:val="000000"/>
-          <w:spacing w:val="-1"/>
-          <w:sz w:val="28"/>
-          <w:szCs w:val="28"/>
-          <w:lang w:val="en-US" w:eastAsia="en-US"/>
-        </w:rPr>
-      </w:pPr>
-      <w:r>
-        <w:rPr>
-          <w:rFonts w:eastAsia="Calibri"/>
-          <w:i/>
-          <w:color w:val="000000"/>
-          <w:spacing w:val="-1"/>
-          <w:sz w:val="28"/>
-          <w:szCs w:val="28"/>
-          <w:lang w:val="en-US" w:eastAsia="en-US"/>
-        </w:rPr>
-        <w:t xml:space="preserve"> </w:t>
-      </w:r>
-      <w:r>
-        <w:rPr>
-          <w:rFonts w:eastAsia="Calibri"/>
-          <w:b/>
-          <w:i/>
-          <w:color w:val="000000"/>
-          <w:spacing w:val="-1"/>
-          <w:sz w:val="28"/>
-          <w:szCs w:val="28"/>
-          <w:lang w:val="en-US" w:eastAsia="en-US"/>
-        </w:rPr>
-        <w:t>Abstract</w:t>
-      </w:r>
-      <w:r>
-        <w:rPr>
-          <w:rFonts w:eastAsia="Calibri"/>
-          <w:i/>
-          <w:color w:val="000000"/>
-          <w:spacing w:val="-1"/>
-          <w:sz w:val="28"/>
-          <w:szCs w:val="28"/>
-          <w:lang w:val="en-US" w:eastAsia="en-US"/>
-        </w:rPr>
-        <w:t xml:space="preserve">: In the context of the digital transformation of the global economy and politics, we </w:t>
-      </w:r>
-      <w:proofErr w:type="gramStart"/>
-      <w:r>
-        <w:rPr>
-          <w:rFonts w:eastAsia="Calibri"/>
-          <w:i/>
-          <w:color w:val="000000"/>
-          <w:spacing w:val="-1"/>
-          <w:sz w:val="28"/>
-          <w:szCs w:val="28"/>
-          <w:lang w:val="en-US" w:eastAsia="en-US"/>
-        </w:rPr>
-        <w:t>are faced</w:t>
-      </w:r>
-      <w:proofErr w:type="gramEnd"/>
-      <w:r>
-        <w:rPr>
-          <w:rFonts w:eastAsia="Calibri"/>
-          <w:i/>
-          <w:color w:val="000000"/>
-          <w:spacing w:val="-1"/>
-          <w:sz w:val="28"/>
-          <w:szCs w:val="28"/>
-          <w:lang w:val="en-US" w:eastAsia="en-US"/>
-        </w:rPr>
-        <w:t xml:space="preserve"> with the phenomenon of a technological "cold war" as a new stage of global competition between states. This research examines the development of digital policies aimed at strengthening technological sovereignty, developing national digital infrastructures, and protecting the information space. Particular attention </w:t>
-      </w:r>
-      <w:proofErr w:type="gramStart"/>
-      <w:r>
-        <w:rPr>
-          <w:rFonts w:eastAsia="Calibri"/>
-          <w:i/>
-          <w:color w:val="000000"/>
-          <w:spacing w:val="-1"/>
-          <w:sz w:val="28"/>
-          <w:szCs w:val="28"/>
-          <w:lang w:val="en-US" w:eastAsia="en-US"/>
-        </w:rPr>
-        <w:t>is paid</w:t>
-      </w:r>
-      <w:proofErr w:type="gramEnd"/>
-      <w:r>
-        <w:rPr>
-          <w:rFonts w:eastAsia="Calibri"/>
-          <w:i/>
-          <w:color w:val="000000"/>
-          <w:spacing w:val="-1"/>
-          <w:sz w:val="28"/>
-          <w:szCs w:val="28"/>
-          <w:lang w:val="en-US" w:eastAsia="en-US"/>
-        </w:rPr>
-        <w:t xml:space="preserve"> to the competition between leading global powers in artificial intelligence, telecommunications technologies, the semiconductor industry, and cybersecurity.</w:t>
-      </w:r>
-    </w:p>
-    <w:p>
-      <w:pPr>
-        <w:widowControl/>
-        <w:autoSpaceDE/>
-        <w:autoSpaceDN/>
-        <w:spacing w:line="360" w:lineRule="auto"/>
-        <w:ind w:firstLine="709"/>
-        <w:jc w:val="both"/>
-        <w:rPr>
-          <w:rFonts w:eastAsia="Calibri"/>
-          <w:i/>
-          <w:color w:val="000000"/>
-          <w:spacing w:val="-1"/>
-          <w:sz w:val="28"/>
-          <w:szCs w:val="28"/>
-          <w:lang w:val="en-US" w:eastAsia="en-US"/>
-        </w:rPr>
-      </w:pPr>
-      <w:r>
-        <w:rPr>
-          <w:rFonts w:eastAsia="Calibri"/>
-          <w:b/>
-          <w:i/>
-          <w:color w:val="000000"/>
-          <w:spacing w:val="-1"/>
-          <w:sz w:val="28"/>
-          <w:szCs w:val="28"/>
-          <w:lang w:val="en-US" w:eastAsia="en-US"/>
-        </w:rPr>
-        <w:t>Keywords</w:t>
-      </w:r>
-      <w:r>
-        <w:rPr>
-          <w:rFonts w:eastAsia="Calibri"/>
-          <w:i/>
-          <w:color w:val="000000"/>
-          <w:spacing w:val="-1"/>
-          <w:sz w:val="28"/>
-          <w:szCs w:val="28"/>
-          <w:lang w:val="en-US" w:eastAsia="en-US"/>
-        </w:rPr>
-        <w:t>: technological cold war, digital policy, technological sovereignty, digital economy, international competition, cybersecurity, artificial intelligence, semiconductors, global politics, digital transformation.</w:t>
-      </w:r>
-    </w:p>
-    <w:p>
-      <w:pPr>
-        <w:widowControl/>
-        <w:autoSpaceDE/>
-        <w:autoSpaceDN/>
-        <w:spacing w:line="360" w:lineRule="auto"/>
-        <w:ind w:firstLine="709"/>
-        <w:jc w:val="both"/>
-        <w:rPr>
-          <w:rFonts w:eastAsia="Calibri"/>
-          <w:i/>
-          <w:color w:val="000000"/>
-          <w:spacing w:val="-1"/>
-          <w:sz w:val="28"/>
-          <w:szCs w:val="28"/>
-          <w:lang w:val="en-US" w:eastAsia="en-US"/>
-        </w:rPr>
-      </w:pPr>
-    </w:p>
-    <w:p>
-      <w:pPr>
-        <w:spacing w:line="360" w:lineRule="auto"/>
-        <w:ind w:firstLine="709"/>
-        <w:jc w:val="both"/>
-        <w:rPr>
-          <w:rFonts w:eastAsia="Calibri"/>
-          <w:color w:val="000000"/>
-          <w:spacing w:val="-1"/>
-          <w:sz w:val="28"/>
-          <w:szCs w:val="28"/>
-          <w:lang w:eastAsia="en-US"/>
-        </w:rPr>
-      </w:pPr>
-      <w:r>
-        <w:rPr>
-          <w:rFonts w:eastAsia="Calibri"/>
-          <w:color w:val="000000"/>
-          <w:spacing w:val="-1"/>
-          <w:sz w:val="28"/>
-          <w:szCs w:val="28"/>
-          <w:lang w:eastAsia="en-US"/>
-        </w:rPr>
-        <w:t>Актуальность исследования обусловлена усилением глобальной конкуренции в технологической сфере, где цифровые технологии, данные и инновационные платформы становятся ключевыми ресурсами политического и экономического влияния государств, формируя явление «технологической холодной войны».</w:t>
+          <w:color w:val="000000"/>
+          <w:spacing w:val="-1"/>
+          <w:sz w:val="28"/>
+          <w:szCs w:val="28"/>
+          <w:lang w:eastAsia="en-US"/>
+        </w:rPr>
+      </w:pPr>
+      <w:r>
+        <w:rPr>
+          <w:rFonts w:eastAsia="Calibri"/>
+          <w:color w:val="000000"/>
+          <w:spacing w:val="-1"/>
+          <w:sz w:val="28"/>
+          <w:szCs w:val="28"/>
+          <w:lang w:eastAsia="en-US"/>
+        </w:rPr>
+        <w:t xml:space="preserve">Текст </w:t>
+      </w:r>
+      <w:proofErr w:type="spellStart"/>
+      <w:r>
+        <w:rPr>
+          <w:rFonts w:eastAsia="Calibri"/>
+          <w:color w:val="000000"/>
+          <w:spacing w:val="-1"/>
+          <w:sz w:val="28"/>
+          <w:szCs w:val="28"/>
+          <w:lang w:eastAsia="en-US"/>
+        </w:rPr>
+        <w:t>текст</w:t>
+      </w:r>
+      <w:proofErr w:type="spellEnd"/>
+      <w:r>
+        <w:rPr>
+          <w:rFonts w:eastAsia="Calibri"/>
+          <w:color w:val="000000"/>
+          <w:spacing w:val="-1"/>
+          <w:sz w:val="28"/>
+          <w:szCs w:val="28"/>
+          <w:lang w:eastAsia="en-US"/>
+        </w:rPr>
+        <w:t xml:space="preserve"> </w:t>
+      </w:r>
+      <w:proofErr w:type="spellStart"/>
+      <w:r>
+        <w:rPr>
+          <w:rFonts w:eastAsia="Calibri"/>
+          <w:color w:val="000000"/>
+          <w:spacing w:val="-1"/>
+          <w:sz w:val="28"/>
+          <w:szCs w:val="28"/>
+          <w:lang w:eastAsia="en-US"/>
+        </w:rPr>
+        <w:t>текст</w:t>
+      </w:r>
+      <w:proofErr w:type="spellEnd"/>
+      <w:r>
+        <w:rPr>
+          <w:rFonts w:eastAsia="Calibri"/>
+          <w:color w:val="000000"/>
+          <w:spacing w:val="-1"/>
+          <w:sz w:val="28"/>
+          <w:szCs w:val="28"/>
+          <w:lang w:eastAsia="en-US"/>
+        </w:rPr>
+        <w:t xml:space="preserve"> </w:t>
+      </w:r>
+      <w:proofErr w:type="spellStart"/>
+      <w:r>
+        <w:rPr>
+          <w:rFonts w:eastAsia="Calibri"/>
+          <w:color w:val="000000"/>
+          <w:spacing w:val="-1"/>
+          <w:sz w:val="28"/>
+          <w:szCs w:val="28"/>
+          <w:lang w:eastAsia="en-US"/>
+        </w:rPr>
+        <w:t>текст</w:t>
+      </w:r>
+      <w:proofErr w:type="spellEnd"/>
+      <w:r>
+        <w:rPr>
+          <w:rFonts w:eastAsia="Calibri"/>
+          <w:color w:val="000000"/>
+          <w:spacing w:val="-1"/>
+          <w:sz w:val="28"/>
+          <w:szCs w:val="28"/>
+          <w:lang w:eastAsia="en-US"/>
+        </w:rPr>
+        <w:t xml:space="preserve"> </w:t>
+      </w:r>
+      <w:proofErr w:type="spellStart"/>
+      <w:r>
+        <w:rPr>
+          <w:rFonts w:eastAsia="Calibri"/>
+          <w:color w:val="000000"/>
+          <w:spacing w:val="-1"/>
+          <w:sz w:val="28"/>
+          <w:szCs w:val="28"/>
+          <w:lang w:eastAsia="en-US"/>
+        </w:rPr>
+        <w:t>текст</w:t>
+      </w:r>
+      <w:proofErr w:type="spellEnd"/>
+      <w:r>
+        <w:rPr>
+          <w:rFonts w:eastAsia="Calibri"/>
+          <w:color w:val="000000"/>
+          <w:spacing w:val="-1"/>
+          <w:sz w:val="28"/>
+          <w:szCs w:val="28"/>
+          <w:lang w:eastAsia="en-US"/>
+        </w:rPr>
+        <w:t xml:space="preserve"> </w:t>
+      </w:r>
+      <w:proofErr w:type="spellStart"/>
+      <w:r>
+        <w:rPr>
+          <w:rFonts w:eastAsia="Calibri"/>
+          <w:color w:val="000000"/>
+          <w:spacing w:val="-1"/>
+          <w:sz w:val="28"/>
+          <w:szCs w:val="28"/>
+          <w:lang w:eastAsia="en-US"/>
+        </w:rPr>
+        <w:t>текст</w:t>
+      </w:r>
+      <w:proofErr w:type="spellEnd"/>
+      <w:r>
+        <w:rPr>
+          <w:rFonts w:eastAsia="Calibri"/>
+          <w:color w:val="000000"/>
+          <w:spacing w:val="-1"/>
+          <w:sz w:val="28"/>
+          <w:szCs w:val="28"/>
+          <w:lang w:eastAsia="en-US"/>
+        </w:rPr>
+        <w:t xml:space="preserve"> </w:t>
+      </w:r>
+      <w:proofErr w:type="spellStart"/>
+      <w:r>
+        <w:rPr>
+          <w:rFonts w:eastAsia="Calibri"/>
+          <w:color w:val="000000"/>
+          <w:spacing w:val="-1"/>
+          <w:sz w:val="28"/>
+          <w:szCs w:val="28"/>
+          <w:lang w:eastAsia="en-US"/>
+        </w:rPr>
+        <w:t>текст</w:t>
+      </w:r>
+      <w:proofErr w:type="spellEnd"/>
+      <w:r>
+        <w:rPr>
+          <w:rFonts w:eastAsia="Calibri"/>
+          <w:color w:val="000000"/>
+          <w:spacing w:val="-1"/>
+          <w:sz w:val="28"/>
+          <w:szCs w:val="28"/>
+          <w:lang w:eastAsia="en-US"/>
+        </w:rPr>
+        <w:t xml:space="preserve"> </w:t>
+      </w:r>
+      <w:proofErr w:type="spellStart"/>
+      <w:r>
+        <w:rPr>
+          <w:rFonts w:eastAsia="Calibri"/>
+          <w:color w:val="000000"/>
+          <w:spacing w:val="-1"/>
+          <w:sz w:val="28"/>
+          <w:szCs w:val="28"/>
+          <w:lang w:eastAsia="en-US"/>
+        </w:rPr>
+        <w:t>текст</w:t>
+      </w:r>
+      <w:proofErr w:type="spellEnd"/>
+      <w:r>
+        <w:rPr>
+          <w:rFonts w:eastAsia="Calibri"/>
+          <w:color w:val="000000"/>
+          <w:spacing w:val="-1"/>
+          <w:sz w:val="28"/>
+          <w:szCs w:val="28"/>
+          <w:lang w:eastAsia="en-US"/>
+        </w:rPr>
+        <w:t xml:space="preserve"> </w:t>
+      </w:r>
+      <w:proofErr w:type="spellStart"/>
+      <w:r>
+        <w:rPr>
+          <w:rFonts w:eastAsia="Calibri"/>
+          <w:color w:val="000000"/>
+          <w:spacing w:val="-1"/>
+          <w:sz w:val="28"/>
+          <w:szCs w:val="28"/>
+          <w:lang w:eastAsia="en-US"/>
+        </w:rPr>
+        <w:t>текст</w:t>
+      </w:r>
+      <w:proofErr w:type="spellEnd"/>
+      <w:r>
+        <w:rPr>
+          <w:rFonts w:eastAsia="Calibri"/>
+          <w:color w:val="000000"/>
+          <w:spacing w:val="-1"/>
+          <w:sz w:val="28"/>
+          <w:szCs w:val="28"/>
+          <w:lang w:eastAsia="en-US"/>
+        </w:rPr>
+        <w:t xml:space="preserve"> </w:t>
+      </w:r>
+      <w:proofErr w:type="spellStart"/>
+      <w:r>
+        <w:rPr>
+          <w:rFonts w:eastAsia="Calibri"/>
+          <w:color w:val="000000"/>
+          <w:spacing w:val="-1"/>
+          <w:sz w:val="28"/>
+          <w:szCs w:val="28"/>
+          <w:lang w:eastAsia="en-US"/>
+        </w:rPr>
+        <w:t>текст</w:t>
+      </w:r>
+      <w:proofErr w:type="spellEnd"/>
+      <w:r>
+        <w:rPr>
+          <w:rFonts w:eastAsia="Calibri"/>
+          <w:color w:val="000000"/>
+          <w:spacing w:val="-1"/>
+          <w:sz w:val="28"/>
+          <w:szCs w:val="28"/>
+          <w:lang w:eastAsia="en-US"/>
+        </w:rPr>
+        <w:t xml:space="preserve"> </w:t>
+      </w:r>
+      <w:proofErr w:type="spellStart"/>
+      <w:r>
+        <w:rPr>
+          <w:rFonts w:eastAsia="Calibri"/>
+          <w:color w:val="000000"/>
+          <w:spacing w:val="-1"/>
+          <w:sz w:val="28"/>
+          <w:szCs w:val="28"/>
+          <w:lang w:eastAsia="en-US"/>
+        </w:rPr>
+        <w:t>текст</w:t>
+      </w:r>
+      <w:proofErr w:type="spellEnd"/>
+      <w:r>
+        <w:rPr>
+          <w:rFonts w:eastAsia="Calibri"/>
+          <w:color w:val="000000"/>
+          <w:spacing w:val="-1"/>
+          <w:sz w:val="28"/>
+          <w:szCs w:val="28"/>
+          <w:lang w:eastAsia="en-US"/>
+        </w:rPr>
+        <w:t xml:space="preserve"> </w:t>
+      </w:r>
+      <w:proofErr w:type="spellStart"/>
+      <w:r>
+        <w:rPr>
+          <w:rFonts w:eastAsia="Calibri"/>
+          <w:color w:val="000000"/>
+          <w:spacing w:val="-1"/>
+          <w:sz w:val="28"/>
+          <w:szCs w:val="28"/>
+          <w:lang w:eastAsia="en-US"/>
+        </w:rPr>
+        <w:t>текст</w:t>
+      </w:r>
+      <w:proofErr w:type="spellEnd"/>
+      <w:r>
+        <w:rPr>
+          <w:rFonts w:eastAsia="Calibri"/>
+          <w:color w:val="000000"/>
+          <w:spacing w:val="-1"/>
+          <w:sz w:val="28"/>
+          <w:szCs w:val="28"/>
+          <w:lang w:eastAsia="en-US"/>
+        </w:rPr>
+        <w:t xml:space="preserve"> </w:t>
+      </w:r>
+      <w:proofErr w:type="spellStart"/>
+      <w:r>
+        <w:rPr>
+          <w:rFonts w:eastAsia="Calibri"/>
+          <w:color w:val="000000"/>
+          <w:spacing w:val="-1"/>
+          <w:sz w:val="28"/>
+          <w:szCs w:val="28"/>
+          <w:lang w:eastAsia="en-US"/>
+        </w:rPr>
+        <w:t>текст</w:t>
+      </w:r>
+      <w:proofErr w:type="spellEnd"/>
+      <w:r>
+        <w:rPr>
+          <w:rFonts w:eastAsia="Calibri"/>
+          <w:color w:val="000000"/>
+          <w:spacing w:val="-1"/>
+          <w:sz w:val="28"/>
+          <w:szCs w:val="28"/>
+          <w:lang w:eastAsia="en-US"/>
+        </w:rPr>
+        <w:t xml:space="preserve"> </w:t>
+      </w:r>
+      <w:proofErr w:type="spellStart"/>
+      <w:r>
+        <w:rPr>
+          <w:rFonts w:eastAsia="Calibri"/>
+          <w:color w:val="000000"/>
+          <w:spacing w:val="-1"/>
+          <w:sz w:val="28"/>
+          <w:szCs w:val="28"/>
+          <w:lang w:eastAsia="en-US"/>
+        </w:rPr>
+        <w:t>текст</w:t>
+      </w:r>
+      <w:proofErr w:type="spellEnd"/>
+      <w:r>
+        <w:rPr>
+          <w:rFonts w:eastAsia="Calibri"/>
+          <w:color w:val="000000"/>
+          <w:spacing w:val="-1"/>
+          <w:sz w:val="28"/>
+          <w:szCs w:val="28"/>
+          <w:lang w:eastAsia="en-US"/>
+        </w:rPr>
+        <w:t xml:space="preserve"> </w:t>
+      </w:r>
+      <w:proofErr w:type="spellStart"/>
+      <w:r>
+        <w:rPr>
+          <w:rFonts w:eastAsia="Calibri"/>
+          <w:color w:val="000000"/>
+          <w:spacing w:val="-1"/>
+          <w:sz w:val="28"/>
+          <w:szCs w:val="28"/>
+          <w:lang w:eastAsia="en-US"/>
+        </w:rPr>
+        <w:t>текст</w:t>
+      </w:r>
+      <w:proofErr w:type="spellEnd"/>
+      <w:r>
+        <w:rPr>
+          <w:rFonts w:eastAsia="Calibri"/>
+          <w:color w:val="000000"/>
+          <w:spacing w:val="-1"/>
+          <w:sz w:val="28"/>
+          <w:szCs w:val="28"/>
+          <w:lang w:eastAsia="en-US"/>
+        </w:rPr>
+        <w:t xml:space="preserve"> </w:t>
+      </w:r>
+      <w:proofErr w:type="spellStart"/>
+      <w:r>
+        <w:rPr>
+          <w:rFonts w:eastAsia="Calibri"/>
+          <w:color w:val="000000"/>
+          <w:spacing w:val="-1"/>
+          <w:sz w:val="28"/>
+          <w:szCs w:val="28"/>
+          <w:lang w:eastAsia="en-US"/>
+        </w:rPr>
+        <w:t>текст</w:t>
+      </w:r>
+      <w:proofErr w:type="spellEnd"/>
+      <w:r>
+        <w:rPr>
+          <w:rFonts w:eastAsia="Calibri"/>
+          <w:color w:val="000000"/>
+          <w:spacing w:val="-1"/>
+          <w:sz w:val="28"/>
+          <w:szCs w:val="28"/>
+          <w:lang w:eastAsia="en-US"/>
+        </w:rPr>
+        <w:t xml:space="preserve"> </w:t>
+      </w:r>
+      <w:proofErr w:type="spellStart"/>
+      <w:r>
+        <w:rPr>
+          <w:rFonts w:eastAsia="Calibri"/>
+          <w:color w:val="000000"/>
+          <w:spacing w:val="-1"/>
+          <w:sz w:val="28"/>
+          <w:szCs w:val="28"/>
+          <w:lang w:eastAsia="en-US"/>
+        </w:rPr>
+        <w:t>текст</w:t>
+      </w:r>
+      <w:proofErr w:type="spellEnd"/>
+      <w:r>
+        <w:rPr>
+          <w:rFonts w:eastAsia="Calibri"/>
+          <w:color w:val="000000"/>
+          <w:spacing w:val="-1"/>
+          <w:sz w:val="28"/>
+          <w:szCs w:val="28"/>
+          <w:lang w:eastAsia="en-US"/>
+        </w:rPr>
+        <w:t xml:space="preserve"> </w:t>
+      </w:r>
+      <w:proofErr w:type="spellStart"/>
+      <w:r>
+        <w:rPr>
+          <w:rFonts w:eastAsia="Calibri"/>
+          <w:color w:val="000000"/>
+          <w:spacing w:val="-1"/>
+          <w:sz w:val="28"/>
+          <w:szCs w:val="28"/>
+          <w:lang w:eastAsia="en-US"/>
+        </w:rPr>
+        <w:t>текст</w:t>
+      </w:r>
+      <w:proofErr w:type="spellEnd"/>
+      <w:r>
+        <w:rPr>
+          <w:rFonts w:eastAsia="Calibri"/>
+          <w:color w:val="000000"/>
+          <w:spacing w:val="-1"/>
+          <w:sz w:val="28"/>
+          <w:szCs w:val="28"/>
+          <w:lang w:eastAsia="en-US"/>
+        </w:rPr>
+        <w:t xml:space="preserve"> </w:t>
+      </w:r>
+      <w:proofErr w:type="spellStart"/>
+      <w:r>
+        <w:rPr>
+          <w:rFonts w:eastAsia="Calibri"/>
+          <w:color w:val="000000"/>
+          <w:spacing w:val="-1"/>
+          <w:sz w:val="28"/>
+          <w:szCs w:val="28"/>
+          <w:lang w:eastAsia="en-US"/>
+        </w:rPr>
+        <w:t>текст</w:t>
+      </w:r>
+      <w:proofErr w:type="spellEnd"/>
+      <w:r>
+        <w:rPr>
+          <w:rFonts w:eastAsia="Calibri"/>
+          <w:color w:val="000000"/>
+          <w:spacing w:val="-1"/>
+          <w:sz w:val="28"/>
+          <w:szCs w:val="28"/>
+          <w:lang w:eastAsia="en-US"/>
+        </w:rPr>
+        <w:t xml:space="preserve"> </w:t>
+      </w:r>
+      <w:proofErr w:type="spellStart"/>
+      <w:r>
+        <w:rPr>
+          <w:rFonts w:eastAsia="Calibri"/>
+          <w:color w:val="000000"/>
+          <w:spacing w:val="-1"/>
+          <w:sz w:val="28"/>
+          <w:szCs w:val="28"/>
+          <w:lang w:eastAsia="en-US"/>
+        </w:rPr>
+        <w:t>текст</w:t>
+      </w:r>
+      <w:proofErr w:type="spellEnd"/>
+      <w:r>
+        <w:rPr>
+          <w:rFonts w:eastAsia="Calibri"/>
+          <w:color w:val="000000"/>
+          <w:spacing w:val="-1"/>
+          <w:sz w:val="28"/>
+          <w:szCs w:val="28"/>
+          <w:lang w:eastAsia="en-US"/>
+        </w:rPr>
+        <w:t xml:space="preserve"> </w:t>
+      </w:r>
+      <w:proofErr w:type="spellStart"/>
+      <w:r>
+        <w:rPr>
+          <w:rFonts w:eastAsia="Calibri"/>
+          <w:color w:val="000000"/>
+          <w:spacing w:val="-1"/>
+          <w:sz w:val="28"/>
+          <w:szCs w:val="28"/>
+          <w:lang w:eastAsia="en-US"/>
+        </w:rPr>
+        <w:t>текст</w:t>
+      </w:r>
+      <w:proofErr w:type="spellEnd"/>
+      <w:r>
+        <w:rPr>
+          <w:rFonts w:eastAsia="Calibri"/>
+          <w:color w:val="000000"/>
+          <w:spacing w:val="-1"/>
+          <w:sz w:val="28"/>
+          <w:szCs w:val="28"/>
+          <w:lang w:eastAsia="en-US"/>
+        </w:rPr>
+        <w:t xml:space="preserve"> </w:t>
+      </w:r>
+      <w:proofErr w:type="spellStart"/>
+      <w:r>
+        <w:rPr>
+          <w:rFonts w:eastAsia="Calibri"/>
+          <w:color w:val="000000"/>
+          <w:spacing w:val="-1"/>
+          <w:sz w:val="28"/>
+          <w:szCs w:val="28"/>
+          <w:lang w:eastAsia="en-US"/>
+        </w:rPr>
+        <w:t>текст</w:t>
+      </w:r>
+      <w:proofErr w:type="spellEnd"/>
+      <w:r>
+        <w:rPr>
+          <w:rFonts w:eastAsia="Calibri"/>
+          <w:color w:val="000000"/>
+          <w:spacing w:val="-1"/>
+          <w:sz w:val="28"/>
+          <w:szCs w:val="28"/>
+          <w:lang w:eastAsia="en-US"/>
+        </w:rPr>
+        <w:t xml:space="preserve"> </w:t>
+      </w:r>
+      <w:proofErr w:type="spellStart"/>
+      <w:r>
+        <w:rPr>
+          <w:rFonts w:eastAsia="Calibri"/>
+          <w:color w:val="000000"/>
+          <w:spacing w:val="-1"/>
+          <w:sz w:val="28"/>
+          <w:szCs w:val="28"/>
+          <w:lang w:eastAsia="en-US"/>
+        </w:rPr>
+        <w:t>текст</w:t>
+      </w:r>
+      <w:proofErr w:type="spellEnd"/>
+      <w:r>
+        <w:rPr>
+          <w:rFonts w:eastAsia="Calibri"/>
+          <w:color w:val="000000"/>
+          <w:spacing w:val="-1"/>
+          <w:sz w:val="28"/>
+          <w:szCs w:val="28"/>
+          <w:lang w:eastAsia="en-US"/>
+        </w:rPr>
+        <w:t xml:space="preserve"> </w:t>
+      </w:r>
+      <w:proofErr w:type="spellStart"/>
+      <w:r>
+        <w:rPr>
+          <w:rFonts w:eastAsia="Calibri"/>
+          <w:color w:val="000000"/>
+          <w:spacing w:val="-1"/>
+          <w:sz w:val="28"/>
+          <w:szCs w:val="28"/>
+          <w:lang w:eastAsia="en-US"/>
+        </w:rPr>
+        <w:t>текст</w:t>
+      </w:r>
+      <w:proofErr w:type="spellEnd"/>
+      <w:r>
+        <w:rPr>
+          <w:rFonts w:eastAsia="Calibri"/>
+          <w:color w:val="000000"/>
+          <w:spacing w:val="-1"/>
+          <w:sz w:val="28"/>
+          <w:szCs w:val="28"/>
+          <w:lang w:eastAsia="en-US"/>
+        </w:rPr>
+        <w:t xml:space="preserve"> </w:t>
+      </w:r>
+      <w:proofErr w:type="spellStart"/>
+      <w:r>
+        <w:rPr>
+          <w:rFonts w:eastAsia="Calibri"/>
+          <w:color w:val="000000"/>
+          <w:spacing w:val="-1"/>
+          <w:sz w:val="28"/>
+          <w:szCs w:val="28"/>
+          <w:lang w:eastAsia="en-US"/>
+        </w:rPr>
+        <w:t>текст</w:t>
+      </w:r>
+      <w:proofErr w:type="spellEnd"/>
+      <w:r>
+        <w:rPr>
+          <w:rFonts w:eastAsia="Calibri"/>
+          <w:color w:val="000000"/>
+          <w:spacing w:val="-1"/>
+          <w:sz w:val="28"/>
+          <w:szCs w:val="28"/>
+          <w:lang w:eastAsia="en-US"/>
+        </w:rPr>
+        <w:t xml:space="preserve"> </w:t>
+      </w:r>
+      <w:proofErr w:type="spellStart"/>
+      <w:r>
+        <w:rPr>
+          <w:rFonts w:eastAsia="Calibri"/>
+          <w:color w:val="000000"/>
+          <w:spacing w:val="-1"/>
+          <w:sz w:val="28"/>
+          <w:szCs w:val="28"/>
+          <w:lang w:eastAsia="en-US"/>
+        </w:rPr>
+        <w:t>текст</w:t>
+      </w:r>
+      <w:proofErr w:type="spellEnd"/>
+      <w:r>
+        <w:rPr>
+          <w:rFonts w:eastAsia="Calibri"/>
+          <w:color w:val="000000"/>
+          <w:spacing w:val="-1"/>
+          <w:sz w:val="28"/>
+          <w:szCs w:val="28"/>
+          <w:lang w:eastAsia="en-US"/>
+        </w:rPr>
+        <w:t xml:space="preserve"> </w:t>
+      </w:r>
+      <w:proofErr w:type="spellStart"/>
+      <w:r>
+        <w:rPr>
+          <w:rFonts w:eastAsia="Calibri"/>
+          <w:color w:val="000000"/>
+          <w:spacing w:val="-1"/>
+          <w:sz w:val="28"/>
+          <w:szCs w:val="28"/>
+          <w:lang w:eastAsia="en-US"/>
+        </w:rPr>
+        <w:t>текст</w:t>
+      </w:r>
+      <w:proofErr w:type="spellEnd"/>
+      <w:r>
+        <w:rPr>
+          <w:rFonts w:eastAsia="Calibri"/>
+          <w:color w:val="000000"/>
+          <w:spacing w:val="-1"/>
+          <w:sz w:val="28"/>
+          <w:szCs w:val="28"/>
+          <w:lang w:eastAsia="en-US"/>
+        </w:rPr>
+        <w:t xml:space="preserve"> </w:t>
+      </w:r>
+      <w:proofErr w:type="spellStart"/>
+      <w:r>
+        <w:rPr>
+          <w:rFonts w:eastAsia="Calibri"/>
+          <w:color w:val="000000"/>
+          <w:spacing w:val="-1"/>
+          <w:sz w:val="28"/>
+          <w:szCs w:val="28"/>
+          <w:lang w:eastAsia="en-US"/>
+        </w:rPr>
+        <w:t>текст</w:t>
+      </w:r>
+      <w:proofErr w:type="spellEnd"/>
+      <w:r>
+        <w:rPr>
+          <w:rFonts w:eastAsia="Calibri"/>
+          <w:color w:val="000000"/>
+          <w:spacing w:val="-1"/>
+          <w:sz w:val="28"/>
+          <w:szCs w:val="28"/>
+          <w:lang w:eastAsia="en-US"/>
+        </w:rPr>
+        <w:t xml:space="preserve"> </w:t>
+      </w:r>
+      <w:proofErr w:type="spellStart"/>
+      <w:r>
+        <w:rPr>
+          <w:rFonts w:eastAsia="Calibri"/>
+          <w:color w:val="000000"/>
+          <w:spacing w:val="-1"/>
+          <w:sz w:val="28"/>
+          <w:szCs w:val="28"/>
+          <w:lang w:eastAsia="en-US"/>
+        </w:rPr>
+        <w:t>текст</w:t>
+      </w:r>
+      <w:proofErr w:type="spellEnd"/>
+      <w:r>
+        <w:rPr>
+          <w:rFonts w:eastAsia="Calibri"/>
+          <w:color w:val="000000"/>
+          <w:spacing w:val="-1"/>
+          <w:sz w:val="28"/>
+          <w:szCs w:val="28"/>
+          <w:lang w:eastAsia="en-US"/>
+        </w:rPr>
+        <w:t xml:space="preserve"> </w:t>
+      </w:r>
+      <w:proofErr w:type="spellStart"/>
+      <w:r>
+        <w:rPr>
+          <w:rFonts w:eastAsia="Calibri"/>
+          <w:color w:val="000000"/>
+          <w:spacing w:val="-1"/>
+          <w:sz w:val="28"/>
+          <w:szCs w:val="28"/>
+          <w:lang w:eastAsia="en-US"/>
+        </w:rPr>
+        <w:t>текст</w:t>
+      </w:r>
+      <w:proofErr w:type="spellEnd"/>
+      <w:r>
+        <w:rPr>
+          <w:rFonts w:eastAsia="Calibri"/>
+          <w:color w:val="000000"/>
+          <w:spacing w:val="-1"/>
+          <w:sz w:val="28"/>
+          <w:szCs w:val="28"/>
+          <w:lang w:eastAsia="en-US"/>
+        </w:rPr>
+        <w:t xml:space="preserve"> </w:t>
+      </w:r>
+      <w:proofErr w:type="spellStart"/>
+      <w:r>
+        <w:rPr>
+          <w:rFonts w:eastAsia="Calibri"/>
+          <w:color w:val="000000"/>
+          <w:spacing w:val="-1"/>
+          <w:sz w:val="28"/>
+          <w:szCs w:val="28"/>
+          <w:lang w:eastAsia="en-US"/>
+        </w:rPr>
+        <w:t>текст</w:t>
+      </w:r>
+      <w:proofErr w:type="spellEnd"/>
+      <w:r>
+        <w:rPr>
+          <w:rFonts w:eastAsia="Calibri"/>
+          <w:color w:val="000000"/>
+          <w:spacing w:val="-1"/>
+          <w:sz w:val="28"/>
+          <w:szCs w:val="28"/>
+          <w:lang w:eastAsia="en-US"/>
+        </w:rPr>
+        <w:t xml:space="preserve"> </w:t>
+      </w:r>
+      <w:proofErr w:type="spellStart"/>
+      <w:r>
+        <w:rPr>
+          <w:rFonts w:eastAsia="Calibri"/>
+          <w:color w:val="000000"/>
+          <w:spacing w:val="-1"/>
+          <w:sz w:val="28"/>
+          <w:szCs w:val="28"/>
+          <w:lang w:eastAsia="en-US"/>
+        </w:rPr>
+        <w:t>текст</w:t>
+      </w:r>
+      <w:proofErr w:type="spellEnd"/>
+      <w:r>
+        <w:rPr>
+          <w:rFonts w:eastAsia="Calibri"/>
+          <w:color w:val="000000"/>
+          <w:spacing w:val="-1"/>
+          <w:sz w:val="28"/>
+          <w:szCs w:val="28"/>
+          <w:lang w:eastAsia="en-US"/>
+        </w:rPr>
+        <w:t xml:space="preserve"> </w:t>
+      </w:r>
+      <w:proofErr w:type="spellStart"/>
+      <w:r>
+        <w:rPr>
+          <w:rFonts w:eastAsia="Calibri"/>
+          <w:color w:val="000000"/>
+          <w:spacing w:val="-1"/>
+          <w:sz w:val="28"/>
+          <w:szCs w:val="28"/>
+          <w:lang w:eastAsia="en-US"/>
+        </w:rPr>
+        <w:t>текст</w:t>
+      </w:r>
+      <w:proofErr w:type="spellEnd"/>
+      <w:r>
+        <w:rPr>
+          <w:rFonts w:eastAsia="Calibri"/>
+          <w:color w:val="000000"/>
+          <w:spacing w:val="-1"/>
+          <w:sz w:val="28"/>
+          <w:szCs w:val="28"/>
+          <w:lang w:eastAsia="en-US"/>
+        </w:rPr>
+        <w:t xml:space="preserve"> </w:t>
+      </w:r>
+      <w:proofErr w:type="spellStart"/>
+      <w:r>
+        <w:rPr>
+          <w:rFonts w:eastAsia="Calibri"/>
+          <w:color w:val="000000"/>
+          <w:spacing w:val="-1"/>
+          <w:sz w:val="28"/>
+          <w:szCs w:val="28"/>
+          <w:lang w:eastAsia="en-US"/>
+        </w:rPr>
+        <w:t>текст</w:t>
+      </w:r>
+      <w:proofErr w:type="spellEnd"/>
+      <w:r>
+        <w:rPr>
+          <w:rFonts w:eastAsia="Calibri"/>
+          <w:color w:val="000000"/>
+          <w:spacing w:val="-1"/>
+          <w:sz w:val="28"/>
+          <w:szCs w:val="28"/>
+          <w:lang w:eastAsia="en-US"/>
+        </w:rPr>
+        <w:t xml:space="preserve"> </w:t>
+      </w:r>
+      <w:proofErr w:type="spellStart"/>
+      <w:r>
+        <w:rPr>
+          <w:rFonts w:eastAsia="Calibri"/>
+          <w:color w:val="000000"/>
+          <w:spacing w:val="-1"/>
+          <w:sz w:val="28"/>
+          <w:szCs w:val="28"/>
+          <w:lang w:eastAsia="en-US"/>
+        </w:rPr>
+        <w:t>текст</w:t>
+      </w:r>
+      <w:proofErr w:type="spellEnd"/>
+      <w:r>
+        <w:rPr>
+          <w:rFonts w:eastAsia="Calibri"/>
+          <w:color w:val="000000"/>
+          <w:spacing w:val="-1"/>
+          <w:sz w:val="28"/>
+          <w:szCs w:val="28"/>
+          <w:lang w:eastAsia="en-US"/>
+        </w:rPr>
+        <w:t xml:space="preserve"> </w:t>
+      </w:r>
+      <w:proofErr w:type="spellStart"/>
+      <w:r>
+        <w:rPr>
+          <w:rFonts w:eastAsia="Calibri"/>
+          <w:color w:val="000000"/>
+          <w:spacing w:val="-1"/>
+          <w:sz w:val="28"/>
+          <w:szCs w:val="28"/>
+          <w:lang w:eastAsia="en-US"/>
+        </w:rPr>
+        <w:t>текст</w:t>
+      </w:r>
+      <w:proofErr w:type="spellEnd"/>
+      <w:r>
+        <w:rPr>
+          <w:rFonts w:eastAsia="Calibri"/>
+          <w:color w:val="000000"/>
+          <w:spacing w:val="-1"/>
+          <w:sz w:val="28"/>
+          <w:szCs w:val="28"/>
+          <w:lang w:eastAsia="en-US"/>
+        </w:rPr>
+        <w:t xml:space="preserve"> </w:t>
+      </w:r>
+      <w:proofErr w:type="spellStart"/>
+      <w:r>
+        <w:rPr>
+          <w:rFonts w:eastAsia="Calibri"/>
+          <w:color w:val="000000"/>
+          <w:spacing w:val="-1"/>
+          <w:sz w:val="28"/>
+          <w:szCs w:val="28"/>
+          <w:lang w:eastAsia="en-US"/>
+        </w:rPr>
+        <w:t>текст</w:t>
+      </w:r>
+      <w:proofErr w:type="spellEnd"/>
+      <w:r>
+        <w:rPr>
+          <w:rFonts w:eastAsia="Calibri"/>
+          <w:color w:val="000000"/>
+          <w:spacing w:val="-1"/>
+          <w:sz w:val="28"/>
+          <w:szCs w:val="28"/>
+          <w:lang w:eastAsia="en-US"/>
+        </w:rPr>
+        <w:t xml:space="preserve"> </w:t>
+      </w:r>
+      <w:proofErr w:type="spellStart"/>
+      <w:r>
+        <w:rPr>
+          <w:rFonts w:eastAsia="Calibri"/>
+          <w:color w:val="000000"/>
+          <w:spacing w:val="-1"/>
+          <w:sz w:val="28"/>
+          <w:szCs w:val="28"/>
+          <w:lang w:eastAsia="en-US"/>
+        </w:rPr>
+        <w:t>текст</w:t>
+      </w:r>
+      <w:proofErr w:type="spellEnd"/>
+      <w:r>
+        <w:rPr>
+          <w:rFonts w:eastAsia="Calibri"/>
+          <w:color w:val="000000"/>
+          <w:spacing w:val="-1"/>
+          <w:sz w:val="28"/>
+          <w:szCs w:val="28"/>
+          <w:lang w:eastAsia="en-US"/>
+        </w:rPr>
+        <w:t xml:space="preserve"> </w:t>
+      </w:r>
+      <w:proofErr w:type="spellStart"/>
+      <w:r>
+        <w:rPr>
+          <w:rFonts w:eastAsia="Calibri"/>
+          <w:color w:val="000000"/>
+          <w:spacing w:val="-1"/>
+          <w:sz w:val="28"/>
+          <w:szCs w:val="28"/>
+          <w:lang w:eastAsia="en-US"/>
+        </w:rPr>
+        <w:t>текст</w:t>
+      </w:r>
+      <w:proofErr w:type="spellEnd"/>
+      <w:r>
+        <w:rPr>
+          <w:rFonts w:eastAsia="Calibri"/>
+          <w:color w:val="000000"/>
+          <w:spacing w:val="-1"/>
+          <w:sz w:val="28"/>
+          <w:szCs w:val="28"/>
+          <w:lang w:eastAsia="en-US"/>
+        </w:rPr>
+        <w:t xml:space="preserve"> </w:t>
+      </w:r>
+      <w:proofErr w:type="spellStart"/>
+      <w:r>
+        <w:rPr>
+          <w:rFonts w:eastAsia="Calibri"/>
+          <w:color w:val="000000"/>
+          <w:spacing w:val="-1"/>
+          <w:sz w:val="28"/>
+          <w:szCs w:val="28"/>
+          <w:lang w:eastAsia="en-US"/>
+        </w:rPr>
+        <w:t>текст</w:t>
+      </w:r>
+      <w:proofErr w:type="spellEnd"/>
+      <w:r>
+        <w:rPr>
+          <w:rFonts w:eastAsia="Calibri"/>
+          <w:color w:val="000000"/>
+          <w:spacing w:val="-1"/>
+          <w:sz w:val="28"/>
+          <w:szCs w:val="28"/>
+          <w:lang w:eastAsia="en-US"/>
+        </w:rPr>
+        <w:t xml:space="preserve"> </w:t>
+      </w:r>
+      <w:proofErr w:type="spellStart"/>
+      <w:r>
+        <w:rPr>
+          <w:rFonts w:eastAsia="Calibri"/>
+          <w:color w:val="000000"/>
+          <w:spacing w:val="-1"/>
+          <w:sz w:val="28"/>
+          <w:szCs w:val="28"/>
+          <w:lang w:eastAsia="en-US"/>
+        </w:rPr>
+        <w:t>текст</w:t>
+      </w:r>
+      <w:proofErr w:type="spellEnd"/>
+      <w:r>
+        <w:rPr>
+          <w:rFonts w:eastAsia="Calibri"/>
+          <w:color w:val="000000"/>
+          <w:spacing w:val="-1"/>
+          <w:sz w:val="28"/>
+          <w:szCs w:val="28"/>
+          <w:lang w:eastAsia="en-US"/>
+        </w:rPr>
+        <w:t xml:space="preserve"> </w:t>
+      </w:r>
+      <w:proofErr w:type="spellStart"/>
+      <w:r>
+        <w:rPr>
+          <w:rFonts w:eastAsia="Calibri"/>
+          <w:color w:val="000000"/>
+          <w:spacing w:val="-1"/>
+          <w:sz w:val="28"/>
+          <w:szCs w:val="28"/>
+          <w:lang w:eastAsia="en-US"/>
+        </w:rPr>
+        <w:t>текст</w:t>
+      </w:r>
+      <w:proofErr w:type="spellEnd"/>
+      <w:r>
+        <w:rPr>
+          <w:rFonts w:eastAsia="Calibri"/>
+          <w:color w:val="000000"/>
+          <w:spacing w:val="-1"/>
+          <w:sz w:val="28"/>
+          <w:szCs w:val="28"/>
+          <w:lang w:eastAsia="en-US"/>
+        </w:rPr>
+        <w:t xml:space="preserve"> </w:t>
+      </w:r>
+      <w:proofErr w:type="spellStart"/>
+      <w:r>
+        <w:rPr>
+          <w:rFonts w:eastAsia="Calibri"/>
+          <w:color w:val="000000"/>
+          <w:spacing w:val="-1"/>
+          <w:sz w:val="28"/>
+          <w:szCs w:val="28"/>
+          <w:lang w:eastAsia="en-US"/>
+        </w:rPr>
+        <w:t>текст</w:t>
+      </w:r>
+      <w:proofErr w:type="spellEnd"/>
+      <w:r>
+        <w:rPr>
+          <w:rFonts w:eastAsia="Calibri"/>
+          <w:color w:val="000000"/>
+          <w:spacing w:val="-1"/>
+          <w:sz w:val="28"/>
+          <w:szCs w:val="28"/>
+          <w:lang w:eastAsia="en-US"/>
+        </w:rPr>
+        <w:t xml:space="preserve"> </w:t>
+      </w:r>
+      <w:proofErr w:type="spellStart"/>
+      <w:r>
+        <w:rPr>
+          <w:rFonts w:eastAsia="Calibri"/>
+          <w:color w:val="000000"/>
+          <w:spacing w:val="-1"/>
+          <w:sz w:val="28"/>
+          <w:szCs w:val="28"/>
+          <w:lang w:eastAsia="en-US"/>
+        </w:rPr>
+        <w:t>текст</w:t>
+      </w:r>
+      <w:proofErr w:type="spellEnd"/>
+      <w:r>
+        <w:rPr>
+          <w:rFonts w:eastAsia="Calibri"/>
+          <w:color w:val="000000"/>
+          <w:spacing w:val="-1"/>
+          <w:sz w:val="28"/>
+          <w:szCs w:val="28"/>
+          <w:lang w:eastAsia="en-US"/>
+        </w:rPr>
+        <w:t xml:space="preserve"> </w:t>
+      </w:r>
+      <w:proofErr w:type="spellStart"/>
+      <w:r>
+        <w:rPr>
+          <w:rFonts w:eastAsia="Calibri"/>
+          <w:color w:val="000000"/>
+          <w:spacing w:val="-1"/>
+          <w:sz w:val="28"/>
+          <w:szCs w:val="28"/>
+          <w:lang w:eastAsia="en-US"/>
+        </w:rPr>
+        <w:t>текст</w:t>
+      </w:r>
+      <w:proofErr w:type="spellEnd"/>
+      <w:r>
+        <w:rPr>
+          <w:rFonts w:eastAsia="Calibri"/>
+          <w:color w:val="000000"/>
+          <w:spacing w:val="-1"/>
+          <w:sz w:val="28"/>
+          <w:szCs w:val="28"/>
+          <w:lang w:eastAsia="en-US"/>
+        </w:rPr>
+        <w:t xml:space="preserve"> </w:t>
+      </w:r>
+      <w:proofErr w:type="spellStart"/>
+      <w:r>
+        <w:rPr>
+          <w:rFonts w:eastAsia="Calibri"/>
+          <w:color w:val="000000"/>
+          <w:spacing w:val="-1"/>
+          <w:sz w:val="28"/>
+          <w:szCs w:val="28"/>
+          <w:lang w:eastAsia="en-US"/>
+        </w:rPr>
+        <w:t>текст</w:t>
+      </w:r>
+      <w:proofErr w:type="spellEnd"/>
+      <w:r>
+        <w:rPr>
+          <w:rFonts w:eastAsia="Calibri"/>
+          <w:color w:val="000000"/>
+          <w:spacing w:val="-1"/>
+          <w:sz w:val="28"/>
+          <w:szCs w:val="28"/>
+          <w:lang w:eastAsia="en-US"/>
+        </w:rPr>
+        <w:t xml:space="preserve"> </w:t>
+      </w:r>
+      <w:proofErr w:type="spellStart"/>
+      <w:r>
+        <w:rPr>
+          <w:rFonts w:eastAsia="Calibri"/>
+          <w:color w:val="000000"/>
+          <w:spacing w:val="-1"/>
+          <w:sz w:val="28"/>
+          <w:szCs w:val="28"/>
+          <w:lang w:eastAsia="en-US"/>
+        </w:rPr>
+        <w:t>текст</w:t>
+      </w:r>
+      <w:proofErr w:type="spellEnd"/>
+      <w:r>
+        <w:rPr>
+          <w:rFonts w:eastAsia="Calibri"/>
+          <w:color w:val="000000"/>
+          <w:spacing w:val="-1"/>
+          <w:sz w:val="28"/>
+          <w:szCs w:val="28"/>
+          <w:lang w:eastAsia="en-US"/>
+        </w:rPr>
+        <w:t xml:space="preserve"> </w:t>
+      </w:r>
+      <w:proofErr w:type="spellStart"/>
+      <w:r>
+        <w:rPr>
+          <w:rFonts w:eastAsia="Calibri"/>
+          <w:color w:val="000000"/>
+          <w:spacing w:val="-1"/>
+          <w:sz w:val="28"/>
+          <w:szCs w:val="28"/>
+          <w:lang w:eastAsia="en-US"/>
+        </w:rPr>
+        <w:t>текст</w:t>
+      </w:r>
+      <w:proofErr w:type="spellEnd"/>
+      <w:r>
+        <w:rPr>
+          <w:rFonts w:eastAsia="Calibri"/>
+          <w:color w:val="000000"/>
+          <w:spacing w:val="-1"/>
+          <w:sz w:val="28"/>
+          <w:szCs w:val="28"/>
+          <w:lang w:eastAsia="en-US"/>
+        </w:rPr>
+        <w:t xml:space="preserve"> </w:t>
+      </w:r>
+      <w:proofErr w:type="spellStart"/>
+      <w:r>
+        <w:rPr>
+          <w:rFonts w:eastAsia="Calibri"/>
+          <w:color w:val="000000"/>
+          <w:spacing w:val="-1"/>
+          <w:sz w:val="28"/>
+          <w:szCs w:val="28"/>
+          <w:lang w:eastAsia="en-US"/>
+        </w:rPr>
+        <w:t>текст</w:t>
+      </w:r>
+      <w:proofErr w:type="spellEnd"/>
+      <w:r>
+        <w:rPr>
+          <w:rFonts w:eastAsia="Calibri"/>
+          <w:color w:val="000000"/>
+          <w:spacing w:val="-1"/>
+          <w:sz w:val="28"/>
+          <w:szCs w:val="28"/>
+          <w:lang w:eastAsia="en-US"/>
+        </w:rPr>
+        <w:t xml:space="preserve"> </w:t>
+      </w:r>
+      <w:proofErr w:type="spellStart"/>
+      <w:r>
+        <w:rPr>
+          <w:rFonts w:eastAsia="Calibri"/>
+          <w:color w:val="000000"/>
+          <w:spacing w:val="-1"/>
+          <w:sz w:val="28"/>
+          <w:szCs w:val="28"/>
+          <w:lang w:eastAsia="en-US"/>
+        </w:rPr>
+        <w:t>текст</w:t>
+      </w:r>
+      <w:proofErr w:type="spellEnd"/>
+      <w:r>
+        <w:rPr>
+          <w:rFonts w:eastAsia="Calibri"/>
+          <w:color w:val="000000"/>
+          <w:spacing w:val="-1"/>
+          <w:sz w:val="28"/>
+          <w:szCs w:val="28"/>
+          <w:lang w:eastAsia="en-US"/>
+        </w:rPr>
+        <w:t xml:space="preserve"> </w:t>
+      </w:r>
+      <w:proofErr w:type="spellStart"/>
+      <w:r>
+        <w:rPr>
+          <w:rFonts w:eastAsia="Calibri"/>
+          <w:color w:val="000000"/>
+          <w:spacing w:val="-1"/>
+          <w:sz w:val="28"/>
+          <w:szCs w:val="28"/>
+          <w:lang w:eastAsia="en-US"/>
+        </w:rPr>
+        <w:t>текст</w:t>
+      </w:r>
+      <w:proofErr w:type="spellEnd"/>
+      <w:r>
+        <w:rPr>
+          <w:rFonts w:eastAsia="Calibri"/>
+          <w:color w:val="000000"/>
+          <w:spacing w:val="-1"/>
+          <w:sz w:val="28"/>
+          <w:szCs w:val="28"/>
+          <w:lang w:eastAsia="en-US"/>
+        </w:rPr>
+        <w:t xml:space="preserve"> </w:t>
+      </w:r>
+      <w:proofErr w:type="spellStart"/>
+      <w:r>
+        <w:rPr>
+          <w:rFonts w:eastAsia="Calibri"/>
+          <w:color w:val="000000"/>
+          <w:spacing w:val="-1"/>
+          <w:sz w:val="28"/>
+          <w:szCs w:val="28"/>
+          <w:lang w:eastAsia="en-US"/>
+        </w:rPr>
+        <w:t>текст</w:t>
+      </w:r>
+      <w:proofErr w:type="spellEnd"/>
+      <w:r>
+        <w:rPr>
+          <w:rFonts w:eastAsia="Calibri"/>
+          <w:color w:val="000000"/>
+          <w:spacing w:val="-1"/>
+          <w:sz w:val="28"/>
+          <w:szCs w:val="28"/>
+          <w:lang w:eastAsia="en-US"/>
+        </w:rPr>
+        <w:t xml:space="preserve"> </w:t>
+      </w:r>
+      <w:proofErr w:type="spellStart"/>
+      <w:r>
+        <w:rPr>
+          <w:rFonts w:eastAsia="Calibri"/>
+          <w:color w:val="000000"/>
+          <w:spacing w:val="-1"/>
+          <w:sz w:val="28"/>
+          <w:szCs w:val="28"/>
+          <w:lang w:eastAsia="en-US"/>
+        </w:rPr>
+        <w:t>текст</w:t>
+      </w:r>
+      <w:proofErr w:type="spellEnd"/>
+      <w:r>
+        <w:rPr>
+          <w:rFonts w:eastAsia="Calibri"/>
+          <w:color w:val="000000"/>
+          <w:spacing w:val="-1"/>
+          <w:sz w:val="28"/>
+          <w:szCs w:val="28"/>
+          <w:lang w:eastAsia="en-US"/>
+        </w:rPr>
+        <w:t xml:space="preserve"> </w:t>
+      </w:r>
+      <w:proofErr w:type="spellStart"/>
+      <w:r>
+        <w:rPr>
+          <w:rFonts w:eastAsia="Calibri"/>
+          <w:color w:val="000000"/>
+          <w:spacing w:val="-1"/>
+          <w:sz w:val="28"/>
+          <w:szCs w:val="28"/>
+          <w:lang w:eastAsia="en-US"/>
+        </w:rPr>
+        <w:t>текст</w:t>
+      </w:r>
+      <w:proofErr w:type="spellEnd"/>
+      <w:r>
+        <w:rPr>
+          <w:rFonts w:eastAsia="Calibri"/>
+          <w:color w:val="000000"/>
+          <w:spacing w:val="-1"/>
+          <w:sz w:val="28"/>
+          <w:szCs w:val="28"/>
+          <w:lang w:eastAsia="en-US"/>
+        </w:rPr>
+        <w:t xml:space="preserve"> </w:t>
+      </w:r>
+      <w:proofErr w:type="spellStart"/>
+      <w:r>
+        <w:rPr>
+          <w:rFonts w:eastAsia="Calibri"/>
+          <w:color w:val="000000"/>
+          <w:spacing w:val="-1"/>
+          <w:sz w:val="28"/>
+          <w:szCs w:val="28"/>
+          <w:lang w:eastAsia="en-US"/>
+        </w:rPr>
+        <w:t>текст</w:t>
+      </w:r>
+      <w:proofErr w:type="spellEnd"/>
+      <w:r>
+        <w:rPr>
+          <w:rFonts w:eastAsia="Calibri"/>
+          <w:color w:val="000000"/>
+          <w:spacing w:val="-1"/>
+          <w:sz w:val="28"/>
+          <w:szCs w:val="28"/>
+          <w:lang w:eastAsia="en-US"/>
+        </w:rPr>
+        <w:t xml:space="preserve"> </w:t>
+      </w:r>
+      <w:proofErr w:type="spellStart"/>
+      <w:r>
+        <w:rPr>
+          <w:rFonts w:eastAsia="Calibri"/>
+          <w:color w:val="000000"/>
+          <w:spacing w:val="-1"/>
+          <w:sz w:val="28"/>
+          <w:szCs w:val="28"/>
+          <w:lang w:eastAsia="en-US"/>
+        </w:rPr>
+        <w:t>текст</w:t>
+      </w:r>
+      <w:proofErr w:type="spellEnd"/>
+      <w:r>
+        <w:rPr>
+          <w:rFonts w:eastAsia="Calibri"/>
+          <w:color w:val="000000"/>
+          <w:spacing w:val="-1"/>
+          <w:sz w:val="28"/>
+          <w:szCs w:val="28"/>
+          <w:lang w:eastAsia="en-US"/>
+        </w:rPr>
+        <w:t xml:space="preserve"> </w:t>
+      </w:r>
+      <w:proofErr w:type="spellStart"/>
+      <w:r>
+        <w:rPr>
+          <w:rFonts w:eastAsia="Calibri"/>
+          <w:color w:val="000000"/>
+          <w:spacing w:val="-1"/>
+          <w:sz w:val="28"/>
+          <w:szCs w:val="28"/>
+          <w:lang w:eastAsia="en-US"/>
+        </w:rPr>
+        <w:t>текст</w:t>
+      </w:r>
+      <w:proofErr w:type="spellEnd"/>
+      <w:r>
+        <w:rPr>
+          <w:rFonts w:eastAsia="Calibri"/>
+          <w:color w:val="000000"/>
+          <w:spacing w:val="-1"/>
+          <w:sz w:val="28"/>
+          <w:szCs w:val="28"/>
+          <w:lang w:eastAsia="en-US"/>
+        </w:rPr>
+        <w:t xml:space="preserve"> </w:t>
+      </w:r>
+      <w:proofErr w:type="spellStart"/>
+      <w:r>
+        <w:rPr>
+          <w:rFonts w:eastAsia="Calibri"/>
+          <w:color w:val="000000"/>
+          <w:spacing w:val="-1"/>
+          <w:sz w:val="28"/>
+          <w:szCs w:val="28"/>
+          <w:lang w:eastAsia="en-US"/>
+        </w:rPr>
+        <w:t>текст</w:t>
+      </w:r>
+      <w:proofErr w:type="spellEnd"/>
+      <w:r>
+        <w:rPr>
+          <w:rFonts w:eastAsia="Calibri"/>
+          <w:color w:val="000000"/>
+          <w:spacing w:val="-1"/>
+          <w:sz w:val="28"/>
+          <w:szCs w:val="28"/>
+          <w:lang w:eastAsia="en-US"/>
+        </w:rPr>
+        <w:t xml:space="preserve"> </w:t>
+      </w:r>
+      <w:proofErr w:type="spellStart"/>
+      <w:r>
+        <w:rPr>
+          <w:rFonts w:eastAsia="Calibri"/>
+          <w:color w:val="000000"/>
+          <w:spacing w:val="-1"/>
+          <w:sz w:val="28"/>
+          <w:szCs w:val="28"/>
+          <w:lang w:eastAsia="en-US"/>
+        </w:rPr>
+        <w:t>текст</w:t>
+      </w:r>
+      <w:proofErr w:type="spellEnd"/>
+      <w:r>
+        <w:rPr>
+          <w:rFonts w:eastAsia="Calibri"/>
+          <w:color w:val="000000"/>
+          <w:spacing w:val="-1"/>
+          <w:sz w:val="28"/>
+          <w:szCs w:val="28"/>
+          <w:lang w:eastAsia="en-US"/>
+        </w:rPr>
+        <w:t xml:space="preserve"> </w:t>
+      </w:r>
+      <w:proofErr w:type="spellStart"/>
+      <w:r>
+        <w:rPr>
+          <w:rFonts w:eastAsia="Calibri"/>
+          <w:color w:val="000000"/>
+          <w:spacing w:val="-1"/>
+          <w:sz w:val="28"/>
+          <w:szCs w:val="28"/>
+          <w:lang w:eastAsia="en-US"/>
+        </w:rPr>
+        <w:t>текст</w:t>
+      </w:r>
+      <w:proofErr w:type="spellEnd"/>
+      <w:r>
+        <w:rPr>
+          <w:rFonts w:eastAsia="Calibri"/>
+          <w:color w:val="000000"/>
+          <w:spacing w:val="-1"/>
+          <w:sz w:val="28"/>
+          <w:szCs w:val="28"/>
+          <w:lang w:eastAsia="en-US"/>
+        </w:rPr>
+        <w:t xml:space="preserve"> </w:t>
+      </w:r>
+      <w:proofErr w:type="spellStart"/>
+      <w:r>
+        <w:rPr>
+          <w:rFonts w:eastAsia="Calibri"/>
+          <w:color w:val="000000"/>
+          <w:spacing w:val="-1"/>
+          <w:sz w:val="28"/>
+          <w:szCs w:val="28"/>
+          <w:lang w:eastAsia="en-US"/>
+        </w:rPr>
+        <w:t>текст</w:t>
+      </w:r>
+      <w:proofErr w:type="spellEnd"/>
+      <w:r>
+        <w:rPr>
+          <w:rFonts w:eastAsia="Calibri"/>
+          <w:color w:val="000000"/>
+          <w:spacing w:val="-1"/>
+          <w:sz w:val="28"/>
+          <w:szCs w:val="28"/>
+          <w:lang w:eastAsia="en-US"/>
+        </w:rPr>
+        <w:t xml:space="preserve"> </w:t>
+      </w:r>
+      <w:proofErr w:type="spellStart"/>
+      <w:r>
+        <w:rPr>
+          <w:rFonts w:eastAsia="Calibri"/>
+          <w:color w:val="000000"/>
+          <w:spacing w:val="-1"/>
+          <w:sz w:val="28"/>
+          <w:szCs w:val="28"/>
+          <w:lang w:eastAsia="en-US"/>
+        </w:rPr>
+        <w:t>текст</w:t>
+      </w:r>
+      <w:proofErr w:type="spellEnd"/>
+      <w:r>
+        <w:rPr>
+          <w:rFonts w:eastAsia="Calibri"/>
+          <w:color w:val="000000"/>
+          <w:spacing w:val="-1"/>
+          <w:sz w:val="28"/>
+          <w:szCs w:val="28"/>
+          <w:lang w:eastAsia="en-US"/>
+        </w:rPr>
+        <w:t xml:space="preserve"> </w:t>
+      </w:r>
+      <w:proofErr w:type="spellStart"/>
+      <w:r>
+        <w:rPr>
+          <w:rFonts w:eastAsia="Calibri"/>
+          <w:color w:val="000000"/>
+          <w:spacing w:val="-1"/>
+          <w:sz w:val="28"/>
+          <w:szCs w:val="28"/>
+          <w:lang w:eastAsia="en-US"/>
+        </w:rPr>
+        <w:t>текст</w:t>
+      </w:r>
+      <w:proofErr w:type="spellEnd"/>
+      <w:r>
+        <w:rPr>
+          <w:rFonts w:eastAsia="Calibri"/>
+          <w:color w:val="000000"/>
+          <w:spacing w:val="-1"/>
+          <w:sz w:val="28"/>
+          <w:szCs w:val="28"/>
+          <w:lang w:eastAsia="en-US"/>
+        </w:rPr>
+        <w:t xml:space="preserve"> </w:t>
+      </w:r>
+      <w:proofErr w:type="spellStart"/>
+      <w:r>
+        <w:rPr>
+          <w:rFonts w:eastAsia="Calibri"/>
+          <w:color w:val="000000"/>
+          <w:spacing w:val="-1"/>
+          <w:sz w:val="28"/>
+          <w:szCs w:val="28"/>
+          <w:lang w:eastAsia="en-US"/>
+        </w:rPr>
+        <w:t>текст</w:t>
+      </w:r>
+      <w:proofErr w:type="spellEnd"/>
+      <w:r>
+        <w:rPr>
+          <w:rFonts w:eastAsia="Calibri"/>
+          <w:color w:val="000000"/>
+          <w:spacing w:val="-1"/>
+          <w:sz w:val="28"/>
+          <w:szCs w:val="28"/>
+          <w:lang w:eastAsia="en-US"/>
+        </w:rPr>
+        <w:t xml:space="preserve"> </w:t>
+      </w:r>
+      <w:proofErr w:type="spellStart"/>
+      <w:r>
+        <w:rPr>
+          <w:rFonts w:eastAsia="Calibri"/>
+          <w:color w:val="000000"/>
+          <w:spacing w:val="-1"/>
+          <w:sz w:val="28"/>
+          <w:szCs w:val="28"/>
+          <w:lang w:eastAsia="en-US"/>
+        </w:rPr>
+        <w:t>текст</w:t>
+      </w:r>
+      <w:proofErr w:type="spellEnd"/>
+      <w:r>
+        <w:rPr>
+          <w:rFonts w:eastAsia="Calibri"/>
+          <w:color w:val="000000"/>
+          <w:spacing w:val="-1"/>
+          <w:sz w:val="28"/>
+          <w:szCs w:val="28"/>
+          <w:lang w:eastAsia="en-US"/>
+        </w:rPr>
+        <w:t xml:space="preserve"> </w:t>
+      </w:r>
+      <w:proofErr w:type="spellStart"/>
+      <w:r>
+        <w:rPr>
+          <w:rFonts w:eastAsia="Calibri"/>
+          <w:color w:val="000000"/>
+          <w:spacing w:val="-1"/>
+          <w:sz w:val="28"/>
+          <w:szCs w:val="28"/>
+          <w:lang w:eastAsia="en-US"/>
+        </w:rPr>
+        <w:t>текст</w:t>
+      </w:r>
+      <w:proofErr w:type="spellEnd"/>
+      <w:r>
+        <w:rPr>
+          <w:rFonts w:eastAsia="Calibri"/>
+          <w:color w:val="000000"/>
+          <w:spacing w:val="-1"/>
+          <w:sz w:val="28"/>
+          <w:szCs w:val="28"/>
+          <w:lang w:eastAsia="en-US"/>
+        </w:rPr>
+        <w:t xml:space="preserve"> </w:t>
+      </w:r>
+      <w:proofErr w:type="spellStart"/>
+      <w:r>
+        <w:rPr>
+          <w:rFonts w:eastAsia="Calibri"/>
+          <w:color w:val="000000"/>
+          <w:spacing w:val="-1"/>
+          <w:sz w:val="28"/>
+          <w:szCs w:val="28"/>
+          <w:lang w:eastAsia="en-US"/>
+        </w:rPr>
+        <w:t>текст</w:t>
+      </w:r>
+      <w:proofErr w:type="spellEnd"/>
+      <w:r>
+        <w:rPr>
+          <w:rFonts w:eastAsia="Calibri"/>
+          <w:color w:val="000000"/>
+          <w:spacing w:val="-1"/>
+          <w:sz w:val="28"/>
+          <w:szCs w:val="28"/>
+          <w:lang w:eastAsia="en-US"/>
+        </w:rPr>
+        <w:t xml:space="preserve"> </w:t>
+      </w:r>
+      <w:proofErr w:type="spellStart"/>
+      <w:r>
+        <w:rPr>
+          <w:rFonts w:eastAsia="Calibri"/>
+          <w:color w:val="000000"/>
+          <w:spacing w:val="-1"/>
+          <w:sz w:val="28"/>
+          <w:szCs w:val="28"/>
+          <w:lang w:eastAsia="en-US"/>
+        </w:rPr>
+        <w:t>текст</w:t>
+      </w:r>
+      <w:proofErr w:type="spellEnd"/>
+      <w:r>
+        <w:rPr>
+          <w:rFonts w:eastAsia="Calibri"/>
+          <w:color w:val="000000"/>
+          <w:spacing w:val="-1"/>
+          <w:sz w:val="28"/>
+          <w:szCs w:val="28"/>
+          <w:lang w:eastAsia="en-US"/>
+        </w:rPr>
+        <w:t xml:space="preserve"> </w:t>
+      </w:r>
+      <w:proofErr w:type="spellStart"/>
+      <w:r>
+        <w:rPr>
+          <w:rFonts w:eastAsia="Calibri"/>
+          <w:color w:val="000000"/>
+          <w:spacing w:val="-1"/>
+          <w:sz w:val="28"/>
+          <w:szCs w:val="28"/>
+          <w:lang w:eastAsia="en-US"/>
+        </w:rPr>
+        <w:t>текст</w:t>
+      </w:r>
+      <w:proofErr w:type="spellEnd"/>
+      <w:r>
+        <w:rPr>
+          <w:rFonts w:eastAsia="Calibri"/>
+          <w:color w:val="000000"/>
+          <w:spacing w:val="-1"/>
+          <w:sz w:val="28"/>
+          <w:szCs w:val="28"/>
+          <w:lang w:eastAsia="en-US"/>
+        </w:rPr>
+        <w:t xml:space="preserve"> </w:t>
+      </w:r>
+      <w:proofErr w:type="spellStart"/>
+      <w:r>
+        <w:rPr>
+          <w:rFonts w:eastAsia="Calibri"/>
+          <w:color w:val="000000"/>
+          <w:spacing w:val="-1"/>
+          <w:sz w:val="28"/>
+          <w:szCs w:val="28"/>
+          <w:lang w:eastAsia="en-US"/>
+        </w:rPr>
+        <w:t>текст</w:t>
+      </w:r>
+      <w:proofErr w:type="spellEnd"/>
+      <w:r>
+        <w:rPr>
+          <w:rFonts w:eastAsia="Calibri"/>
+          <w:color w:val="000000"/>
+          <w:spacing w:val="-1"/>
+          <w:sz w:val="28"/>
+          <w:szCs w:val="28"/>
+          <w:lang w:eastAsia="en-US"/>
+        </w:rPr>
+        <w:t xml:space="preserve"> </w:t>
+      </w:r>
+      <w:proofErr w:type="spellStart"/>
+      <w:r>
+        <w:rPr>
+          <w:rFonts w:eastAsia="Calibri"/>
+          <w:color w:val="000000"/>
+          <w:spacing w:val="-1"/>
+          <w:sz w:val="28"/>
+          <w:szCs w:val="28"/>
+          <w:lang w:eastAsia="en-US"/>
+        </w:rPr>
+        <w:t>текст</w:t>
+      </w:r>
+      <w:proofErr w:type="spellEnd"/>
+      <w:r>
+        <w:rPr>
+          <w:rFonts w:eastAsia="Calibri"/>
+          <w:color w:val="000000"/>
+          <w:spacing w:val="-1"/>
+          <w:sz w:val="28"/>
+          <w:szCs w:val="28"/>
+          <w:lang w:eastAsia="en-US"/>
+        </w:rPr>
+        <w:t xml:space="preserve"> </w:t>
+      </w:r>
+      <w:proofErr w:type="spellStart"/>
+      <w:r>
+        <w:rPr>
+          <w:rFonts w:eastAsia="Calibri"/>
+          <w:color w:val="000000"/>
+          <w:spacing w:val="-1"/>
+          <w:sz w:val="28"/>
+          <w:szCs w:val="28"/>
+          <w:lang w:eastAsia="en-US"/>
+        </w:rPr>
+        <w:t>текст</w:t>
+      </w:r>
+      <w:proofErr w:type="spellEnd"/>
+      <w:r>
+        <w:rPr>
+          <w:rFonts w:eastAsia="Calibri"/>
+          <w:color w:val="000000"/>
+          <w:spacing w:val="-1"/>
+          <w:sz w:val="28"/>
+          <w:szCs w:val="28"/>
+          <w:lang w:eastAsia="en-US"/>
+        </w:rPr>
+        <w:t xml:space="preserve"> </w:t>
+      </w:r>
+      <w:proofErr w:type="spellStart"/>
+      <w:r>
+        <w:rPr>
+          <w:rFonts w:eastAsia="Calibri"/>
+          <w:color w:val="000000"/>
+          <w:spacing w:val="-1"/>
+          <w:sz w:val="28"/>
+          <w:szCs w:val="28"/>
+          <w:lang w:eastAsia="en-US"/>
+        </w:rPr>
+        <w:t>текст</w:t>
+      </w:r>
+      <w:proofErr w:type="spellEnd"/>
+      <w:r>
+        <w:rPr>
+          <w:rFonts w:eastAsia="Calibri"/>
+          <w:color w:val="000000"/>
+          <w:spacing w:val="-1"/>
+          <w:sz w:val="28"/>
+          <w:szCs w:val="28"/>
+          <w:lang w:eastAsia="en-US"/>
+        </w:rPr>
+        <w:t xml:space="preserve"> </w:t>
+      </w:r>
+      <w:proofErr w:type="spellStart"/>
+      <w:r>
+        <w:rPr>
+          <w:rFonts w:eastAsia="Calibri"/>
+          <w:color w:val="000000"/>
+          <w:spacing w:val="-1"/>
+          <w:sz w:val="28"/>
+          <w:szCs w:val="28"/>
+          <w:lang w:eastAsia="en-US"/>
+        </w:rPr>
+        <w:t>текст</w:t>
+      </w:r>
+      <w:proofErr w:type="spellEnd"/>
+      <w:r>
+        <w:rPr>
+          <w:rFonts w:eastAsia="Calibri"/>
+          <w:color w:val="000000"/>
+          <w:spacing w:val="-1"/>
+          <w:sz w:val="28"/>
+          <w:szCs w:val="28"/>
+          <w:lang w:eastAsia="en-US"/>
+        </w:rPr>
+        <w:t xml:space="preserve"> </w:t>
+      </w:r>
+      <w:proofErr w:type="spellStart"/>
+      <w:r>
+        <w:rPr>
+          <w:rFonts w:eastAsia="Calibri"/>
+          <w:color w:val="000000"/>
+          <w:spacing w:val="-1"/>
+          <w:sz w:val="28"/>
+          <w:szCs w:val="28"/>
+          <w:lang w:eastAsia="en-US"/>
+        </w:rPr>
+        <w:t>текст</w:t>
+      </w:r>
+      <w:proofErr w:type="spellEnd"/>
+      <w:r>
+        <w:rPr>
+          <w:rFonts w:eastAsia="Calibri"/>
+          <w:color w:val="000000"/>
+          <w:spacing w:val="-1"/>
+          <w:sz w:val="28"/>
+          <w:szCs w:val="28"/>
+          <w:lang w:eastAsia="en-US"/>
+        </w:rPr>
+        <w:t xml:space="preserve"> </w:t>
+      </w:r>
+      <w:proofErr w:type="spellStart"/>
+      <w:r>
+        <w:rPr>
+          <w:rFonts w:eastAsia="Calibri"/>
+          <w:color w:val="000000"/>
+          <w:spacing w:val="-1"/>
+          <w:sz w:val="28"/>
+          <w:szCs w:val="28"/>
+          <w:lang w:eastAsia="en-US"/>
+        </w:rPr>
+        <w:t>текст</w:t>
+      </w:r>
+      <w:proofErr w:type="spellEnd"/>
+      <w:r>
+        <w:rPr>
+          <w:rFonts w:eastAsia="Calibri"/>
+          <w:color w:val="000000"/>
+          <w:spacing w:val="-1"/>
+          <w:sz w:val="28"/>
+          <w:szCs w:val="28"/>
+          <w:lang w:eastAsia="en-US"/>
+        </w:rPr>
+        <w:t xml:space="preserve"> </w:t>
+      </w:r>
+      <w:proofErr w:type="spellStart"/>
+      <w:r>
+        <w:rPr>
+          <w:rFonts w:eastAsia="Calibri"/>
+          <w:color w:val="000000"/>
+          <w:spacing w:val="-1"/>
+          <w:sz w:val="28"/>
+          <w:szCs w:val="28"/>
+          <w:lang w:eastAsia="en-US"/>
+        </w:rPr>
+        <w:t>текст</w:t>
+      </w:r>
+      <w:proofErr w:type="spellEnd"/>
+      <w:r>
+        <w:rPr>
+          <w:rFonts w:eastAsia="Calibri"/>
+          <w:color w:val="000000"/>
+          <w:spacing w:val="-1"/>
+          <w:sz w:val="28"/>
+          <w:szCs w:val="28"/>
+          <w:lang w:eastAsia="en-US"/>
+        </w:rPr>
+        <w:t xml:space="preserve"> </w:t>
+      </w:r>
+      <w:proofErr w:type="spellStart"/>
+      <w:r>
+        <w:rPr>
+          <w:rFonts w:eastAsia="Calibri"/>
+          <w:color w:val="000000"/>
+          <w:spacing w:val="-1"/>
+          <w:sz w:val="28"/>
+          <w:szCs w:val="28"/>
+          <w:lang w:eastAsia="en-US"/>
+        </w:rPr>
+        <w:t>текст</w:t>
+      </w:r>
+      <w:proofErr w:type="spellEnd"/>
+      <w:r>
+        <w:rPr>
+          <w:rFonts w:eastAsia="Calibri"/>
+          <w:color w:val="000000"/>
+          <w:spacing w:val="-1"/>
+          <w:sz w:val="28"/>
+          <w:szCs w:val="28"/>
+          <w:lang w:eastAsia="en-US"/>
+        </w:rPr>
+        <w:t xml:space="preserve"> </w:t>
+      </w:r>
+      <w:proofErr w:type="spellStart"/>
+      <w:r>
+        <w:rPr>
+          <w:rFonts w:eastAsia="Calibri"/>
+          <w:color w:val="000000"/>
+          <w:spacing w:val="-1"/>
+          <w:sz w:val="28"/>
+          <w:szCs w:val="28"/>
+          <w:lang w:eastAsia="en-US"/>
+        </w:rPr>
+        <w:t>текст</w:t>
+      </w:r>
+      <w:proofErr w:type="spellEnd"/>
+      <w:r>
+        <w:rPr>
+          <w:rFonts w:eastAsia="Calibri"/>
+          <w:color w:val="000000"/>
+          <w:spacing w:val="-1"/>
+          <w:sz w:val="28"/>
+          <w:szCs w:val="28"/>
+          <w:lang w:eastAsia="en-US"/>
+        </w:rPr>
+        <w:t xml:space="preserve"> </w:t>
+      </w:r>
+      <w:proofErr w:type="spellStart"/>
+      <w:r>
+        <w:rPr>
+          <w:rFonts w:eastAsia="Calibri"/>
+          <w:color w:val="000000"/>
+          <w:spacing w:val="-1"/>
+          <w:sz w:val="28"/>
+          <w:szCs w:val="28"/>
+          <w:lang w:eastAsia="en-US"/>
+        </w:rPr>
+        <w:t>текст</w:t>
+      </w:r>
+      <w:proofErr w:type="spellEnd"/>
+      <w:r>
+        <w:rPr>
+          <w:rFonts w:eastAsia="Calibri"/>
+          <w:color w:val="000000"/>
+          <w:spacing w:val="-1"/>
+          <w:sz w:val="28"/>
+          <w:szCs w:val="28"/>
+          <w:lang w:eastAsia="en-US"/>
+        </w:rPr>
+        <w:t xml:space="preserve"> </w:t>
+      </w:r>
+      <w:proofErr w:type="spellStart"/>
+      <w:r>
+        <w:rPr>
+          <w:rFonts w:eastAsia="Calibri"/>
+          <w:color w:val="000000"/>
+          <w:spacing w:val="-1"/>
+          <w:sz w:val="28"/>
+          <w:szCs w:val="28"/>
+          <w:lang w:eastAsia="en-US"/>
+        </w:rPr>
+        <w:t>текст</w:t>
+      </w:r>
+      <w:proofErr w:type="spellEnd"/>
+      <w:r>
+        <w:rPr>
+          <w:rFonts w:eastAsia="Calibri"/>
+          <w:color w:val="000000"/>
+          <w:spacing w:val="-1"/>
+          <w:sz w:val="28"/>
+          <w:szCs w:val="28"/>
+          <w:lang w:eastAsia="en-US"/>
+        </w:rPr>
+        <w:t xml:space="preserve"> </w:t>
+      </w:r>
+      <w:proofErr w:type="spellStart"/>
+      <w:r>
+        <w:rPr>
+          <w:rFonts w:eastAsia="Calibri"/>
+          <w:color w:val="000000"/>
+          <w:spacing w:val="-1"/>
+          <w:sz w:val="28"/>
+          <w:szCs w:val="28"/>
+          <w:lang w:eastAsia="en-US"/>
+        </w:rPr>
+        <w:t>текст</w:t>
+      </w:r>
+      <w:proofErr w:type="spellEnd"/>
+      <w:r>
+        <w:rPr>
+          <w:rFonts w:eastAsia="Calibri"/>
+          <w:color w:val="000000"/>
+          <w:spacing w:val="-1"/>
+          <w:sz w:val="28"/>
+          <w:szCs w:val="28"/>
+          <w:lang w:eastAsia="en-US"/>
+        </w:rPr>
+        <w:t xml:space="preserve"> </w:t>
+      </w:r>
+      <w:proofErr w:type="spellStart"/>
+      <w:r>
+        <w:rPr>
+          <w:rFonts w:eastAsia="Calibri"/>
+          <w:color w:val="000000"/>
+          <w:spacing w:val="-1"/>
+          <w:sz w:val="28"/>
+          <w:szCs w:val="28"/>
+          <w:lang w:eastAsia="en-US"/>
+        </w:rPr>
+        <w:t>текст</w:t>
+      </w:r>
+      <w:proofErr w:type="spellEnd"/>
+      <w:r>
+        <w:rPr>
+          <w:rFonts w:eastAsia="Calibri"/>
+          <w:color w:val="000000"/>
+          <w:spacing w:val="-1"/>
+          <w:sz w:val="28"/>
+          <w:szCs w:val="28"/>
+          <w:lang w:eastAsia="en-US"/>
+        </w:rPr>
+        <w:t xml:space="preserve"> </w:t>
+      </w:r>
+      <w:proofErr w:type="spellStart"/>
+      <w:r>
+        <w:rPr>
+          <w:rFonts w:eastAsia="Calibri"/>
+          <w:color w:val="000000"/>
+          <w:spacing w:val="-1"/>
+          <w:sz w:val="28"/>
+          <w:szCs w:val="28"/>
+          <w:lang w:eastAsia="en-US"/>
+        </w:rPr>
+        <w:t>текст</w:t>
+      </w:r>
+      <w:proofErr w:type="spellEnd"/>
+      <w:r>
+        <w:rPr>
+          <w:rFonts w:eastAsia="Calibri"/>
+          <w:color w:val="000000"/>
+          <w:spacing w:val="-1"/>
+          <w:sz w:val="28"/>
+          <w:szCs w:val="28"/>
+          <w:lang w:eastAsia="en-US"/>
+        </w:rPr>
+        <w:t xml:space="preserve"> </w:t>
+      </w:r>
+      <w:proofErr w:type="spellStart"/>
+      <w:r>
+        <w:rPr>
+          <w:rFonts w:eastAsia="Calibri"/>
+          <w:color w:val="000000"/>
+          <w:spacing w:val="-1"/>
+          <w:sz w:val="28"/>
+          <w:szCs w:val="28"/>
+          <w:lang w:eastAsia="en-US"/>
+        </w:rPr>
+        <w:t>текст</w:t>
+      </w:r>
+      <w:proofErr w:type="spellEnd"/>
+      <w:r>
+        <w:rPr>
+          <w:rFonts w:eastAsia="Calibri"/>
+          <w:color w:val="000000"/>
+          <w:spacing w:val="-1"/>
+          <w:sz w:val="28"/>
+          <w:szCs w:val="28"/>
+          <w:lang w:eastAsia="en-US"/>
+        </w:rPr>
+        <w:t xml:space="preserve"> </w:t>
+      </w:r>
+      <w:proofErr w:type="spellStart"/>
+      <w:r>
+        <w:rPr>
+          <w:rFonts w:eastAsia="Calibri"/>
+          <w:color w:val="000000"/>
+          <w:spacing w:val="-1"/>
+          <w:sz w:val="28"/>
+          <w:szCs w:val="28"/>
+          <w:lang w:eastAsia="en-US"/>
+        </w:rPr>
+        <w:t>текст</w:t>
+      </w:r>
+      <w:proofErr w:type="spellEnd"/>
+      <w:r>
+        <w:rPr>
+          <w:rFonts w:eastAsia="Calibri"/>
+          <w:color w:val="000000"/>
+          <w:spacing w:val="-1"/>
+          <w:sz w:val="28"/>
+          <w:szCs w:val="28"/>
+          <w:lang w:eastAsia="en-US"/>
+        </w:rPr>
+        <w:t xml:space="preserve"> </w:t>
+      </w:r>
+      <w:proofErr w:type="spellStart"/>
+      <w:r>
+        <w:rPr>
+          <w:rFonts w:eastAsia="Calibri"/>
+          <w:color w:val="000000"/>
+          <w:spacing w:val="-1"/>
+          <w:sz w:val="28"/>
+          <w:szCs w:val="28"/>
+          <w:lang w:eastAsia="en-US"/>
+        </w:rPr>
+        <w:t>текст</w:t>
+      </w:r>
+      <w:proofErr w:type="spellEnd"/>
+      <w:r>
+        <w:rPr>
+          <w:rFonts w:eastAsia="Calibri"/>
+          <w:color w:val="000000"/>
+          <w:spacing w:val="-1"/>
+          <w:sz w:val="28"/>
+          <w:szCs w:val="28"/>
+          <w:lang w:eastAsia="en-US"/>
+        </w:rPr>
+        <w:t xml:space="preserve"> </w:t>
+      </w:r>
+      <w:proofErr w:type="spellStart"/>
+      <w:r>
+        <w:rPr>
+          <w:rFonts w:eastAsia="Calibri"/>
+          <w:color w:val="000000"/>
+          <w:spacing w:val="-1"/>
+          <w:sz w:val="28"/>
+          <w:szCs w:val="28"/>
+          <w:lang w:eastAsia="en-US"/>
+        </w:rPr>
+        <w:t>текст</w:t>
+      </w:r>
+      <w:proofErr w:type="spellEnd"/>
+      <w:r>
+        <w:rPr>
+          <w:rFonts w:eastAsia="Calibri"/>
+          <w:color w:val="000000"/>
+          <w:spacing w:val="-1"/>
+          <w:sz w:val="28"/>
+          <w:szCs w:val="28"/>
+          <w:lang w:eastAsia="en-US"/>
+        </w:rPr>
+        <w:t xml:space="preserve"> </w:t>
+      </w:r>
+      <w:proofErr w:type="spellStart"/>
+      <w:r>
+        <w:rPr>
+          <w:rFonts w:eastAsia="Calibri"/>
+          <w:color w:val="000000"/>
+          <w:spacing w:val="-1"/>
+          <w:sz w:val="28"/>
+          <w:szCs w:val="28"/>
+          <w:lang w:eastAsia="en-US"/>
+        </w:rPr>
+        <w:t>текст</w:t>
+      </w:r>
+      <w:proofErr w:type="spellEnd"/>
+      <w:r>
+        <w:rPr>
+          <w:rFonts w:eastAsia="Calibri"/>
+          <w:color w:val="000000"/>
+          <w:spacing w:val="-1"/>
+          <w:sz w:val="28"/>
+          <w:szCs w:val="28"/>
+          <w:lang w:eastAsia="en-US"/>
+        </w:rPr>
+        <w:t xml:space="preserve"> </w:t>
+      </w:r>
+      <w:proofErr w:type="spellStart"/>
+      <w:r>
+        <w:rPr>
+          <w:rFonts w:eastAsia="Calibri"/>
+          <w:color w:val="000000"/>
+          <w:spacing w:val="-1"/>
+          <w:sz w:val="28"/>
+          <w:szCs w:val="28"/>
+          <w:lang w:eastAsia="en-US"/>
+        </w:rPr>
+        <w:t>текст</w:t>
+      </w:r>
+      <w:proofErr w:type="spellEnd"/>
+      <w:r>
+        <w:rPr>
+          <w:rFonts w:eastAsia="Calibri"/>
+          <w:color w:val="000000"/>
+          <w:spacing w:val="-1"/>
+          <w:sz w:val="28"/>
+          <w:szCs w:val="28"/>
+          <w:lang w:eastAsia="en-US"/>
+        </w:rPr>
+        <w:t xml:space="preserve"> </w:t>
+      </w:r>
+      <w:proofErr w:type="spellStart"/>
+      <w:r>
+        <w:rPr>
+          <w:rFonts w:eastAsia="Calibri"/>
+          <w:color w:val="000000"/>
+          <w:spacing w:val="-1"/>
+          <w:sz w:val="28"/>
+          <w:szCs w:val="28"/>
+          <w:lang w:eastAsia="en-US"/>
+        </w:rPr>
+        <w:t>текст</w:t>
+      </w:r>
+      <w:proofErr w:type="spellEnd"/>
+      <w:r>
+        <w:rPr>
+          <w:rFonts w:eastAsia="Calibri"/>
+          <w:color w:val="000000"/>
+          <w:spacing w:val="-1"/>
+          <w:sz w:val="28"/>
+          <w:szCs w:val="28"/>
+          <w:lang w:eastAsia="en-US"/>
+        </w:rPr>
+        <w:t xml:space="preserve"> </w:t>
+      </w:r>
+      <w:proofErr w:type="spellStart"/>
+      <w:r>
+        <w:rPr>
+          <w:rFonts w:eastAsia="Calibri"/>
+          <w:color w:val="000000"/>
+          <w:spacing w:val="-1"/>
+          <w:sz w:val="28"/>
+          <w:szCs w:val="28"/>
+          <w:lang w:eastAsia="en-US"/>
+        </w:rPr>
+        <w:t>текст</w:t>
+      </w:r>
+      <w:proofErr w:type="spellEnd"/>
+      <w:r>
+        <w:rPr>
+          <w:rFonts w:eastAsia="Calibri"/>
+          <w:color w:val="000000"/>
+          <w:spacing w:val="-1"/>
+          <w:sz w:val="28"/>
+          <w:szCs w:val="28"/>
+          <w:lang w:eastAsia="en-US"/>
+        </w:rPr>
+        <w:t xml:space="preserve"> </w:t>
+      </w:r>
+      <w:proofErr w:type="spellStart"/>
+      <w:r>
+        <w:rPr>
+          <w:rFonts w:eastAsia="Calibri"/>
+          <w:color w:val="000000"/>
+          <w:spacing w:val="-1"/>
+          <w:sz w:val="28"/>
+          <w:szCs w:val="28"/>
+          <w:lang w:eastAsia="en-US"/>
+        </w:rPr>
+        <w:t>текст</w:t>
+      </w:r>
+      <w:proofErr w:type="spellEnd"/>
+      <w:r>
+        <w:rPr>
+          <w:rFonts w:eastAsia="Calibri"/>
+          <w:color w:val="000000"/>
+          <w:spacing w:val="-1"/>
+          <w:sz w:val="28"/>
+          <w:szCs w:val="28"/>
+          <w:lang w:eastAsia="en-US"/>
+        </w:rPr>
+        <w:t xml:space="preserve"> </w:t>
+      </w:r>
+      <w:proofErr w:type="spellStart"/>
+      <w:r>
+        <w:rPr>
+          <w:rFonts w:eastAsia="Calibri"/>
+          <w:color w:val="000000"/>
+          <w:spacing w:val="-1"/>
+          <w:sz w:val="28"/>
+          <w:szCs w:val="28"/>
+          <w:lang w:eastAsia="en-US"/>
+        </w:rPr>
+        <w:t>текст</w:t>
+      </w:r>
+      <w:proofErr w:type="spellEnd"/>
+      <w:r>
+        <w:rPr>
+          <w:rFonts w:eastAsia="Calibri"/>
+          <w:color w:val="000000"/>
+          <w:spacing w:val="-1"/>
+          <w:sz w:val="28"/>
+          <w:szCs w:val="28"/>
+          <w:lang w:eastAsia="en-US"/>
+        </w:rPr>
+        <w:t xml:space="preserve"> </w:t>
+      </w:r>
+      <w:proofErr w:type="spellStart"/>
+      <w:r>
+        <w:rPr>
+          <w:rFonts w:eastAsia="Calibri"/>
+          <w:color w:val="000000"/>
+          <w:spacing w:val="-1"/>
+          <w:sz w:val="28"/>
+          <w:szCs w:val="28"/>
+          <w:lang w:eastAsia="en-US"/>
+        </w:rPr>
+        <w:t>текст</w:t>
+      </w:r>
+      <w:proofErr w:type="spellEnd"/>
+      <w:r>
+        <w:rPr>
+          <w:rFonts w:eastAsia="Calibri"/>
+          <w:color w:val="000000"/>
+          <w:spacing w:val="-1"/>
+          <w:sz w:val="28"/>
+          <w:szCs w:val="28"/>
+          <w:lang w:eastAsia="en-US"/>
+        </w:rPr>
+        <w:t xml:space="preserve"> </w:t>
+      </w:r>
+      <w:proofErr w:type="spellStart"/>
+      <w:r>
+        <w:rPr>
+          <w:rFonts w:eastAsia="Calibri"/>
+          <w:color w:val="000000"/>
+          <w:spacing w:val="-1"/>
+          <w:sz w:val="28"/>
+          <w:szCs w:val="28"/>
+          <w:lang w:eastAsia="en-US"/>
+        </w:rPr>
+        <w:t>текст</w:t>
+      </w:r>
+      <w:proofErr w:type="spellEnd"/>
+      <w:r>
+        <w:rPr>
+          <w:rFonts w:eastAsia="Calibri"/>
+          <w:color w:val="000000"/>
+          <w:spacing w:val="-1"/>
+          <w:sz w:val="28"/>
+          <w:szCs w:val="28"/>
+          <w:lang w:eastAsia="en-US"/>
+        </w:rPr>
+        <w:t xml:space="preserve"> </w:t>
+      </w:r>
+      <w:proofErr w:type="spellStart"/>
+      <w:r>
+        <w:rPr>
+          <w:rFonts w:eastAsia="Calibri"/>
+          <w:color w:val="000000"/>
+          <w:spacing w:val="-1"/>
+          <w:sz w:val="28"/>
+          <w:szCs w:val="28"/>
+          <w:lang w:eastAsia="en-US"/>
+        </w:rPr>
+        <w:t>текст</w:t>
+      </w:r>
+      <w:proofErr w:type="spellEnd"/>
+      <w:r>
+        <w:rPr>
+          <w:rFonts w:eastAsia="Calibri"/>
+          <w:color w:val="000000"/>
+          <w:spacing w:val="-1"/>
+          <w:sz w:val="28"/>
+          <w:szCs w:val="28"/>
+          <w:lang w:eastAsia="en-US"/>
+        </w:rPr>
+        <w:t xml:space="preserve"> </w:t>
+      </w:r>
+      <w:proofErr w:type="spellStart"/>
+      <w:r>
+        <w:rPr>
+          <w:rFonts w:eastAsia="Calibri"/>
+          <w:color w:val="000000"/>
+          <w:spacing w:val="-1"/>
+          <w:sz w:val="28"/>
+          <w:szCs w:val="28"/>
+          <w:lang w:eastAsia="en-US"/>
+        </w:rPr>
+        <w:t>текст</w:t>
+      </w:r>
+      <w:proofErr w:type="spellEnd"/>
+      <w:r>
+        <w:rPr>
+          <w:rFonts w:eastAsia="Calibri"/>
+          <w:color w:val="000000"/>
+          <w:spacing w:val="-1"/>
+          <w:sz w:val="28"/>
+          <w:szCs w:val="28"/>
+          <w:lang w:eastAsia="en-US"/>
+        </w:rPr>
+        <w:t xml:space="preserve"> </w:t>
+      </w:r>
+      <w:proofErr w:type="spellStart"/>
+      <w:r>
+        <w:rPr>
+          <w:rFonts w:eastAsia="Calibri"/>
+          <w:color w:val="000000"/>
+          <w:spacing w:val="-1"/>
+          <w:sz w:val="28"/>
+          <w:szCs w:val="28"/>
+          <w:lang w:eastAsia="en-US"/>
+        </w:rPr>
+        <w:t>текст</w:t>
+      </w:r>
+      <w:proofErr w:type="spellEnd"/>
+      <w:r>
+        <w:rPr>
+          <w:rFonts w:eastAsia="Calibri"/>
+          <w:color w:val="000000"/>
+          <w:spacing w:val="-1"/>
+          <w:sz w:val="28"/>
+          <w:szCs w:val="28"/>
+          <w:lang w:eastAsia="en-US"/>
+        </w:rPr>
+        <w:t xml:space="preserve"> </w:t>
+      </w:r>
+      <w:proofErr w:type="spellStart"/>
+      <w:r>
+        <w:rPr>
+          <w:rFonts w:eastAsia="Calibri"/>
+          <w:color w:val="000000"/>
+          <w:spacing w:val="-1"/>
+          <w:sz w:val="28"/>
+          <w:szCs w:val="28"/>
+          <w:lang w:eastAsia="en-US"/>
+        </w:rPr>
+        <w:t>текст</w:t>
+      </w:r>
+      <w:proofErr w:type="spellEnd"/>
+      <w:r>
+        <w:rPr>
+          <w:rFonts w:eastAsia="Calibri"/>
+          <w:color w:val="000000"/>
+          <w:spacing w:val="-1"/>
+          <w:sz w:val="28"/>
+          <w:szCs w:val="28"/>
+          <w:lang w:eastAsia="en-US"/>
+        </w:rPr>
+        <w:t xml:space="preserve"> </w:t>
+      </w:r>
+      <w:proofErr w:type="spellStart"/>
+      <w:r>
+        <w:rPr>
+          <w:rFonts w:eastAsia="Calibri"/>
+          <w:color w:val="000000"/>
+          <w:spacing w:val="-1"/>
+          <w:sz w:val="28"/>
+          <w:szCs w:val="28"/>
+          <w:lang w:eastAsia="en-US"/>
+        </w:rPr>
+        <w:t>текст</w:t>
+      </w:r>
+      <w:proofErr w:type="spellEnd"/>
+      <w:r>
+        <w:rPr>
+          <w:rFonts w:eastAsia="Calibri"/>
+          <w:color w:val="000000"/>
+          <w:spacing w:val="-1"/>
+          <w:sz w:val="28"/>
+          <w:szCs w:val="28"/>
+          <w:lang w:eastAsia="en-US"/>
+        </w:rPr>
+        <w:t xml:space="preserve"> </w:t>
+      </w:r>
+      <w:proofErr w:type="spellStart"/>
+      <w:r>
+        <w:rPr>
+          <w:rFonts w:eastAsia="Calibri"/>
+          <w:color w:val="000000"/>
+          <w:spacing w:val="-1"/>
+          <w:sz w:val="28"/>
+          <w:szCs w:val="28"/>
+          <w:lang w:eastAsia="en-US"/>
+        </w:rPr>
+        <w:t>текст</w:t>
+      </w:r>
+      <w:proofErr w:type="spellEnd"/>
+      <w:r>
+        <w:rPr>
+          <w:rFonts w:eastAsia="Calibri"/>
+          <w:color w:val="000000"/>
+          <w:spacing w:val="-1"/>
+          <w:sz w:val="28"/>
+          <w:szCs w:val="28"/>
+          <w:lang w:eastAsia="en-US"/>
+        </w:rPr>
+        <w:t xml:space="preserve"> </w:t>
+      </w:r>
+      <w:proofErr w:type="spellStart"/>
+      <w:r>
+        <w:rPr>
+          <w:rFonts w:eastAsia="Calibri"/>
+          <w:color w:val="000000"/>
+          <w:spacing w:val="-1"/>
+          <w:sz w:val="28"/>
+          <w:szCs w:val="28"/>
+          <w:lang w:eastAsia="en-US"/>
+        </w:rPr>
+        <w:t>текст</w:t>
+      </w:r>
+      <w:proofErr w:type="spellEnd"/>
+      <w:r>
+        <w:rPr>
+          <w:rFonts w:eastAsia="Calibri"/>
+          <w:color w:val="000000"/>
+          <w:spacing w:val="-1"/>
+          <w:sz w:val="28"/>
+          <w:szCs w:val="28"/>
+          <w:lang w:eastAsia="en-US"/>
+        </w:rPr>
+        <w:t xml:space="preserve"> </w:t>
+      </w:r>
+      <w:proofErr w:type="spellStart"/>
+      <w:r>
+        <w:rPr>
+          <w:rFonts w:eastAsia="Calibri"/>
+          <w:color w:val="000000"/>
+          <w:spacing w:val="-1"/>
+          <w:sz w:val="28"/>
+          <w:szCs w:val="28"/>
+          <w:lang w:eastAsia="en-US"/>
+        </w:rPr>
+        <w:t>текст</w:t>
+      </w:r>
+      <w:proofErr w:type="spellEnd"/>
+      <w:r>
+        <w:rPr>
+          <w:rFonts w:eastAsia="Calibri"/>
+          <w:color w:val="000000"/>
+          <w:spacing w:val="-1"/>
+          <w:sz w:val="28"/>
+          <w:szCs w:val="28"/>
+          <w:lang w:eastAsia="en-US"/>
+        </w:rPr>
+        <w:t xml:space="preserve"> </w:t>
+      </w:r>
+      <w:proofErr w:type="spellStart"/>
+      <w:r>
+        <w:rPr>
+          <w:rFonts w:eastAsia="Calibri"/>
+          <w:color w:val="000000"/>
+          <w:spacing w:val="-1"/>
+          <w:sz w:val="28"/>
+          <w:szCs w:val="28"/>
+          <w:lang w:eastAsia="en-US"/>
+        </w:rPr>
+        <w:t>текст</w:t>
+      </w:r>
+      <w:proofErr w:type="spellEnd"/>
+      <w:r>
+        <w:rPr>
+          <w:rFonts w:eastAsia="Calibri"/>
+          <w:color w:val="000000"/>
+          <w:spacing w:val="-1"/>
+          <w:sz w:val="28"/>
+          <w:szCs w:val="28"/>
+          <w:lang w:eastAsia="en-US"/>
+        </w:rPr>
+        <w:t xml:space="preserve"> </w:t>
+      </w:r>
+      <w:proofErr w:type="spellStart"/>
+      <w:r>
+        <w:rPr>
+          <w:rFonts w:eastAsia="Calibri"/>
+          <w:color w:val="000000"/>
+          <w:spacing w:val="-1"/>
+          <w:sz w:val="28"/>
+          <w:szCs w:val="28"/>
+          <w:lang w:eastAsia="en-US"/>
+        </w:rPr>
+        <w:t>текст</w:t>
+      </w:r>
+      <w:proofErr w:type="spellEnd"/>
+      <w:r>
+        <w:rPr>
+          <w:rFonts w:eastAsia="Calibri"/>
+          <w:color w:val="000000"/>
+          <w:spacing w:val="-1"/>
+          <w:sz w:val="28"/>
+          <w:szCs w:val="28"/>
+          <w:lang w:eastAsia="en-US"/>
+        </w:rPr>
+        <w:t xml:space="preserve"> </w:t>
+      </w:r>
+      <w:proofErr w:type="spellStart"/>
+      <w:r>
+        <w:rPr>
+          <w:rFonts w:eastAsia="Calibri"/>
+          <w:color w:val="000000"/>
+          <w:spacing w:val="-1"/>
+          <w:sz w:val="28"/>
+          <w:szCs w:val="28"/>
+          <w:lang w:eastAsia="en-US"/>
+        </w:rPr>
+        <w:t>текст</w:t>
+      </w:r>
+      <w:proofErr w:type="spellEnd"/>
+      <w:r>
+        <w:rPr>
+          <w:rFonts w:eastAsia="Calibri"/>
+          <w:color w:val="000000"/>
+          <w:spacing w:val="-1"/>
+          <w:sz w:val="28"/>
+          <w:szCs w:val="28"/>
+          <w:lang w:eastAsia="en-US"/>
+        </w:rPr>
+        <w:t xml:space="preserve"> </w:t>
+      </w:r>
+      <w:proofErr w:type="spellStart"/>
+      <w:r>
+        <w:rPr>
+          <w:rFonts w:eastAsia="Calibri"/>
+          <w:color w:val="000000"/>
+          <w:spacing w:val="-1"/>
+          <w:sz w:val="28"/>
+          <w:szCs w:val="28"/>
+          <w:lang w:eastAsia="en-US"/>
+        </w:rPr>
+        <w:t>текст</w:t>
+      </w:r>
+      <w:proofErr w:type="spellEnd"/>
+      <w:r>
+        <w:rPr>
+          <w:rFonts w:eastAsia="Calibri"/>
+          <w:color w:val="000000"/>
+          <w:spacing w:val="-1"/>
+          <w:sz w:val="28"/>
+          <w:szCs w:val="28"/>
+          <w:lang w:eastAsia="en-US"/>
+        </w:rPr>
+        <w:t xml:space="preserve"> </w:t>
+      </w:r>
+      <w:proofErr w:type="spellStart"/>
+      <w:r>
+        <w:rPr>
+          <w:rFonts w:eastAsia="Calibri"/>
+          <w:color w:val="000000"/>
+          <w:spacing w:val="-1"/>
+          <w:sz w:val="28"/>
+          <w:szCs w:val="28"/>
+          <w:lang w:eastAsia="en-US"/>
+        </w:rPr>
+        <w:t>текст</w:t>
+      </w:r>
+      <w:proofErr w:type="spellEnd"/>
+      <w:r>
+        <w:rPr>
+          <w:rFonts w:eastAsia="Calibri"/>
+          <w:color w:val="000000"/>
+          <w:spacing w:val="-1"/>
+          <w:sz w:val="28"/>
+          <w:szCs w:val="28"/>
+          <w:lang w:eastAsia="en-US"/>
+        </w:rPr>
+        <w:t xml:space="preserve"> </w:t>
+      </w:r>
+      <w:proofErr w:type="spellStart"/>
+      <w:r>
+        <w:rPr>
+          <w:rFonts w:eastAsia="Calibri"/>
+          <w:color w:val="000000"/>
+          <w:spacing w:val="-1"/>
+          <w:sz w:val="28"/>
+          <w:szCs w:val="28"/>
+          <w:lang w:eastAsia="en-US"/>
+        </w:rPr>
+        <w:t>текст</w:t>
+      </w:r>
+      <w:proofErr w:type="spellEnd"/>
+      <w:r>
+        <w:rPr>
+          <w:rFonts w:eastAsia="Calibri"/>
+          <w:color w:val="000000"/>
+          <w:spacing w:val="-1"/>
+          <w:sz w:val="28"/>
+          <w:szCs w:val="28"/>
+          <w:lang w:eastAsia="en-US"/>
+        </w:rPr>
+        <w:t xml:space="preserve"> </w:t>
+      </w:r>
+      <w:proofErr w:type="spellStart"/>
+      <w:r>
+        <w:rPr>
+          <w:rFonts w:eastAsia="Calibri"/>
+          <w:color w:val="000000"/>
+          <w:spacing w:val="-1"/>
+          <w:sz w:val="28"/>
+          <w:szCs w:val="28"/>
+          <w:lang w:eastAsia="en-US"/>
+        </w:rPr>
+        <w:t>текст</w:t>
+      </w:r>
+      <w:proofErr w:type="spellEnd"/>
+      <w:r>
+        <w:rPr>
+          <w:rFonts w:eastAsia="Calibri"/>
+          <w:color w:val="000000"/>
+          <w:spacing w:val="-1"/>
+          <w:sz w:val="28"/>
+          <w:szCs w:val="28"/>
+          <w:lang w:eastAsia="en-US"/>
+        </w:rPr>
+        <w:t xml:space="preserve"> </w:t>
+      </w:r>
+      <w:proofErr w:type="spellStart"/>
+      <w:r>
+        <w:rPr>
+          <w:rFonts w:eastAsia="Calibri"/>
+          <w:color w:val="000000"/>
+          <w:spacing w:val="-1"/>
+          <w:sz w:val="28"/>
+          <w:szCs w:val="28"/>
+          <w:lang w:eastAsia="en-US"/>
+        </w:rPr>
+        <w:t>текст</w:t>
+      </w:r>
+      <w:proofErr w:type="spellEnd"/>
+      <w:r>
+        <w:rPr>
+          <w:rFonts w:eastAsia="Calibri"/>
+          <w:color w:val="000000"/>
+          <w:spacing w:val="-1"/>
+          <w:sz w:val="28"/>
+          <w:szCs w:val="28"/>
+          <w:lang w:eastAsia="en-US"/>
+        </w:rPr>
+        <w:t xml:space="preserve"> </w:t>
+      </w:r>
+      <w:proofErr w:type="spellStart"/>
+      <w:r>
+        <w:rPr>
+          <w:rFonts w:eastAsia="Calibri"/>
+          <w:color w:val="000000"/>
+          <w:spacing w:val="-1"/>
+          <w:sz w:val="28"/>
+          <w:szCs w:val="28"/>
+          <w:lang w:eastAsia="en-US"/>
+        </w:rPr>
+        <w:t>текст</w:t>
+      </w:r>
+      <w:proofErr w:type="spellEnd"/>
+      <w:r>
+        <w:rPr>
+          <w:rFonts w:eastAsia="Calibri"/>
+          <w:color w:val="000000"/>
+          <w:spacing w:val="-1"/>
+          <w:sz w:val="28"/>
+          <w:szCs w:val="28"/>
+          <w:lang w:eastAsia="en-US"/>
+        </w:rPr>
+        <w:t xml:space="preserve"> </w:t>
+      </w:r>
+      <w:proofErr w:type="spellStart"/>
+      <w:r>
+        <w:rPr>
+          <w:rFonts w:eastAsia="Calibri"/>
+          <w:color w:val="000000"/>
+          <w:spacing w:val="-1"/>
+          <w:sz w:val="28"/>
+          <w:szCs w:val="28"/>
+          <w:lang w:eastAsia="en-US"/>
+        </w:rPr>
+        <w:t>текст</w:t>
+      </w:r>
+      <w:proofErr w:type="spellEnd"/>
+      <w:r>
+        <w:rPr>
+          <w:rFonts w:eastAsia="Calibri"/>
+          <w:color w:val="000000"/>
+          <w:spacing w:val="-1"/>
+          <w:sz w:val="28"/>
+          <w:szCs w:val="28"/>
+          <w:lang w:eastAsia="en-US"/>
+        </w:rPr>
+        <w:t xml:space="preserve"> </w:t>
+      </w:r>
+      <w:proofErr w:type="spellStart"/>
+      <w:r>
+        <w:rPr>
+          <w:rFonts w:eastAsia="Calibri"/>
+          <w:color w:val="000000"/>
+          <w:spacing w:val="-1"/>
+          <w:sz w:val="28"/>
+          <w:szCs w:val="28"/>
+          <w:lang w:eastAsia="en-US"/>
+        </w:rPr>
+        <w:t>текст</w:t>
+      </w:r>
+      <w:proofErr w:type="spellEnd"/>
+      <w:r>
+        <w:rPr>
+          <w:rFonts w:eastAsia="Calibri"/>
+          <w:color w:val="000000"/>
+          <w:spacing w:val="-1"/>
+          <w:sz w:val="28"/>
+          <w:szCs w:val="28"/>
+          <w:lang w:eastAsia="en-US"/>
+        </w:rPr>
+        <w:t xml:space="preserve"> </w:t>
+      </w:r>
+      <w:proofErr w:type="spellStart"/>
+      <w:r>
+        <w:rPr>
+          <w:rFonts w:eastAsia="Calibri"/>
+          <w:color w:val="000000"/>
+          <w:spacing w:val="-1"/>
+          <w:sz w:val="28"/>
+          <w:szCs w:val="28"/>
+          <w:lang w:eastAsia="en-US"/>
+        </w:rPr>
+        <w:t>текст</w:t>
+      </w:r>
+      <w:proofErr w:type="spellEnd"/>
+      <w:r>
+        <w:rPr>
+          <w:rFonts w:eastAsia="Calibri"/>
+          <w:color w:val="000000"/>
+          <w:spacing w:val="-1"/>
+          <w:sz w:val="28"/>
+          <w:szCs w:val="28"/>
+          <w:lang w:eastAsia="en-US"/>
+        </w:rPr>
+        <w:t xml:space="preserve"> </w:t>
+      </w:r>
+      <w:proofErr w:type="spellStart"/>
+      <w:r>
+        <w:rPr>
+          <w:rFonts w:eastAsia="Calibri"/>
+          <w:color w:val="000000"/>
+          <w:spacing w:val="-1"/>
+          <w:sz w:val="28"/>
+          <w:szCs w:val="28"/>
+          <w:lang w:eastAsia="en-US"/>
+        </w:rPr>
+        <w:t>текст</w:t>
+      </w:r>
+      <w:proofErr w:type="spellEnd"/>
+      <w:r>
+        <w:rPr>
+          <w:rFonts w:eastAsia="Calibri"/>
+          <w:color w:val="000000"/>
+          <w:spacing w:val="-1"/>
+          <w:sz w:val="28"/>
+          <w:szCs w:val="28"/>
+          <w:lang w:eastAsia="en-US"/>
+        </w:rPr>
+        <w:t xml:space="preserve"> </w:t>
+      </w:r>
+      <w:proofErr w:type="spellStart"/>
+      <w:r>
+        <w:rPr>
+          <w:rFonts w:eastAsia="Calibri"/>
+          <w:color w:val="000000"/>
+          <w:spacing w:val="-1"/>
+          <w:sz w:val="28"/>
+          <w:szCs w:val="28"/>
+          <w:lang w:eastAsia="en-US"/>
+        </w:rPr>
+        <w:t>текст</w:t>
+      </w:r>
+      <w:proofErr w:type="spellEnd"/>
+      <w:r>
+        <w:rPr>
+          <w:rFonts w:eastAsia="Calibri"/>
+          <w:color w:val="000000"/>
+          <w:spacing w:val="-1"/>
+          <w:sz w:val="28"/>
+          <w:szCs w:val="28"/>
+          <w:lang w:eastAsia="en-US"/>
+        </w:rPr>
+        <w:t xml:space="preserve"> </w:t>
+      </w:r>
+      <w:proofErr w:type="spellStart"/>
+      <w:r>
+        <w:rPr>
+          <w:rFonts w:eastAsia="Calibri"/>
+          <w:color w:val="000000"/>
+          <w:spacing w:val="-1"/>
+          <w:sz w:val="28"/>
+          <w:szCs w:val="28"/>
+          <w:lang w:eastAsia="en-US"/>
+        </w:rPr>
+        <w:t>текст</w:t>
+      </w:r>
+      <w:proofErr w:type="spellEnd"/>
+      <w:r>
+        <w:rPr>
+          <w:rFonts w:eastAsia="Calibri"/>
+          <w:color w:val="000000"/>
+          <w:spacing w:val="-1"/>
+          <w:sz w:val="28"/>
+          <w:szCs w:val="28"/>
+          <w:lang w:eastAsia="en-US"/>
+        </w:rPr>
+        <w:t xml:space="preserve"> </w:t>
+      </w:r>
+      <w:proofErr w:type="spellStart"/>
+      <w:r>
+        <w:rPr>
+          <w:rFonts w:eastAsia="Calibri"/>
+          <w:color w:val="000000"/>
+          <w:spacing w:val="-1"/>
+          <w:sz w:val="28"/>
+          <w:szCs w:val="28"/>
+          <w:lang w:eastAsia="en-US"/>
+        </w:rPr>
+        <w:t>текст</w:t>
+      </w:r>
+      <w:proofErr w:type="spellEnd"/>
+      <w:r>
+        <w:rPr>
+          <w:rFonts w:eastAsia="Calibri"/>
+          <w:color w:val="000000"/>
+          <w:spacing w:val="-1"/>
+          <w:sz w:val="28"/>
+          <w:szCs w:val="28"/>
+          <w:lang w:eastAsia="en-US"/>
+        </w:rPr>
+        <w:t xml:space="preserve"> </w:t>
+      </w:r>
+      <w:proofErr w:type="spellStart"/>
+      <w:r>
+        <w:rPr>
+          <w:rFonts w:eastAsia="Calibri"/>
+          <w:color w:val="000000"/>
+          <w:spacing w:val="-1"/>
+          <w:sz w:val="28"/>
+          <w:szCs w:val="28"/>
+          <w:lang w:eastAsia="en-US"/>
+        </w:rPr>
+        <w:t>текст</w:t>
+      </w:r>
+      <w:proofErr w:type="spellEnd"/>
+      <w:r>
+        <w:rPr>
+          <w:rFonts w:eastAsia="Calibri"/>
+          <w:color w:val="000000"/>
+          <w:spacing w:val="-1"/>
+          <w:sz w:val="28"/>
+          <w:szCs w:val="28"/>
+          <w:lang w:eastAsia="en-US"/>
+        </w:rPr>
+        <w:t xml:space="preserve"> </w:t>
+      </w:r>
+      <w:proofErr w:type="spellStart"/>
+      <w:r>
+        <w:rPr>
+          <w:rFonts w:eastAsia="Calibri"/>
+          <w:color w:val="000000"/>
+          <w:spacing w:val="-1"/>
+          <w:sz w:val="28"/>
+          <w:szCs w:val="28"/>
+          <w:lang w:eastAsia="en-US"/>
+        </w:rPr>
+        <w:t>текст</w:t>
+      </w:r>
+      <w:proofErr w:type="spellEnd"/>
+      <w:r>
+        <w:rPr>
+          <w:rFonts w:eastAsia="Calibri"/>
+          <w:color w:val="000000"/>
+          <w:spacing w:val="-1"/>
+          <w:sz w:val="28"/>
+          <w:szCs w:val="28"/>
+          <w:lang w:eastAsia="en-US"/>
+        </w:rPr>
+        <w:t xml:space="preserve"> </w:t>
+      </w:r>
+      <w:proofErr w:type="spellStart"/>
+      <w:r>
+        <w:rPr>
+          <w:rFonts w:eastAsia="Calibri"/>
+          <w:color w:val="000000"/>
+          <w:spacing w:val="-1"/>
+          <w:sz w:val="28"/>
+          <w:szCs w:val="28"/>
+          <w:lang w:eastAsia="en-US"/>
+        </w:rPr>
+        <w:t>текст</w:t>
+      </w:r>
+      <w:proofErr w:type="spellEnd"/>
+      <w:r>
+        <w:rPr>
+          <w:rFonts w:eastAsia="Calibri"/>
+          <w:color w:val="000000"/>
+          <w:spacing w:val="-1"/>
+          <w:sz w:val="28"/>
+          <w:szCs w:val="28"/>
+          <w:lang w:eastAsia="en-US"/>
+        </w:rPr>
+        <w:t xml:space="preserve"> </w:t>
+      </w:r>
+      <w:proofErr w:type="spellStart"/>
+      <w:r>
+        <w:rPr>
+          <w:rFonts w:eastAsia="Calibri"/>
+          <w:color w:val="000000"/>
+          <w:spacing w:val="-1"/>
+          <w:sz w:val="28"/>
+          <w:szCs w:val="28"/>
+          <w:lang w:eastAsia="en-US"/>
+        </w:rPr>
+        <w:t>текст</w:t>
+      </w:r>
+      <w:proofErr w:type="spellEnd"/>
+      <w:r>
+        <w:rPr>
+          <w:rFonts w:eastAsia="Calibri"/>
+          <w:color w:val="000000"/>
+          <w:spacing w:val="-1"/>
+          <w:sz w:val="28"/>
+          <w:szCs w:val="28"/>
+          <w:lang w:eastAsia="en-US"/>
+        </w:rPr>
+        <w:t xml:space="preserve"> </w:t>
+      </w:r>
+      <w:proofErr w:type="spellStart"/>
+      <w:r>
+        <w:rPr>
+          <w:rFonts w:eastAsia="Calibri"/>
+          <w:color w:val="000000"/>
+          <w:spacing w:val="-1"/>
+          <w:sz w:val="28"/>
+          <w:szCs w:val="28"/>
+          <w:lang w:eastAsia="en-US"/>
+        </w:rPr>
+        <w:t>текст</w:t>
+      </w:r>
+      <w:proofErr w:type="spellEnd"/>
+      <w:r>
+        <w:rPr>
+          <w:rFonts w:eastAsia="Calibri"/>
+          <w:color w:val="000000"/>
+          <w:spacing w:val="-1"/>
+          <w:sz w:val="28"/>
+          <w:szCs w:val="28"/>
+          <w:lang w:eastAsia="en-US"/>
+        </w:rPr>
+        <w:t>.</w:t>
       </w:r>
     </w:p>
     <w:p>
@@ -1120,6 +3960,8 @@
         </w:rPr>
         <w:t xml:space="preserve">. – М.: Горячая линия – Телеком, 2024. –244 с. </w:t>
       </w:r>
+      <w:bookmarkStart w:id="0" w:name="_GoBack"/>
+      <w:bookmarkEnd w:id="0"/>
     </w:p>
     <w:sectPr>
       <w:footerReference w:type="default" r:id="rId8"/>
@@ -1132,7 +3974,7 @@
 </file>
 
 <file path=word/endnotes.xml><?xml version="1.0" encoding="utf-8"?>
-<w:endnotes xmlns:wpc="http://schemas.microsoft.com/office/word/2010/wordprocessingCanvas" xmlns:mc="http://schemas.openxmlformats.org/markup-compatibility/2006" xmlns:o="urn:schemas-microsoft-com:office:office" xmlns:r="http://schemas.openxmlformats.org/officeDocument/2006/relationships" xmlns:m="http://schemas.openxmlformats.org/officeDocument/2006/math" xmlns:v="urn:schemas-microsoft-com:vml" xmlns:wp14="http://schemas.microsoft.com/office/word/2010/wordprocessingDrawing" xmlns:wp="http://schemas.openxmlformats.org/drawingml/2006/wordprocessingDrawing" xmlns:w10="urn:schemas-microsoft-com:office:word" xmlns:w="http://schemas.openxmlformats.org/wordprocessingml/2006/main" xmlns:w14="http://schemas.microsoft.com/office/word/2010/wordml" xmlns:w15="http://schemas.microsoft.com/office/word/2012/wordml" xmlns:wpg="http://schemas.microsoft.com/office/word/2010/wordprocessingGroup" xmlns:wpi="http://schemas.microsoft.com/office/word/2010/wordprocessingInk" xmlns:wne="http://schemas.microsoft.com/office/word/2006/wordml" xmlns:wps="http://schemas.microsoft.com/office/word/2010/wordprocessingShape" mc:Ignorable="w14 w15 wp14">
+<w:endnotes xmlns:wpc="http://schemas.microsoft.com/office/word/2010/wordprocessingCanvas" xmlns:cx="http://schemas.microsoft.com/office/drawing/2014/chartex" xmlns:cx1="http://schemas.microsoft.com/office/drawing/2015/9/8/chartex" xmlns:cx2="http://schemas.microsoft.com/office/drawing/2015/10/21/chartex" xmlns:cx3="http://schemas.microsoft.com/office/drawing/2016/5/9/chartex" xmlns:cx4="http://schemas.microsoft.com/office/drawing/2016/5/10/chartex" xmlns:cx5="http://schemas.microsoft.com/office/drawing/2016/5/11/chartex" xmlns:cx6="http://schemas.microsoft.com/office/drawing/2016/5/12/chartex" xmlns:cx7="http://schemas.microsoft.com/office/drawing/2016/5/13/chartex" xmlns:cx8="http://schemas.microsoft.com/office/drawing/2016/5/14/chartex" xmlns:mc="http://schemas.openxmlformats.org/markup-compatibility/2006" xmlns:aink="http://schemas.microsoft.com/office/drawing/2016/ink" xmlns:am3d="http://schemas.microsoft.com/office/drawing/2017/model3d" xmlns:o="urn:schemas-microsoft-com:office:office" xmlns:r="http://schemas.openxmlformats.org/officeDocument/2006/relationships" xmlns:m="http://schemas.openxmlformats.org/officeDocument/2006/math" xmlns:v="urn:schemas-microsoft-com:vml" xmlns:wp14="http://schemas.microsoft.com/office/word/2010/wordprocessingDrawing" xmlns:wp="http://schemas.openxmlformats.org/drawingml/2006/wordprocessingDrawing" xmlns:w10="urn:schemas-microsoft-com:office:word" xmlns:w="http://schemas.openxmlformats.org/wordprocessingml/2006/main" xmlns:w14="http://schemas.microsoft.com/office/word/2010/wordml" xmlns:w15="http://schemas.microsoft.com/office/word/2012/wordml" xmlns:w16cid="http://schemas.microsoft.com/office/word/2016/wordml/cid" xmlns:w16se="http://schemas.microsoft.com/office/word/2015/wordml/symex" xmlns:wpg="http://schemas.microsoft.com/office/word/2010/wordprocessingGroup" xmlns:wpi="http://schemas.microsoft.com/office/word/2010/wordprocessingInk" xmlns:wne="http://schemas.microsoft.com/office/word/2006/wordml" xmlns:wps="http://schemas.microsoft.com/office/word/2010/wordprocessingShape" mc:Ignorable="w14 w15 w16se w16cid wp14">
   <w:endnote w:type="separator" w:id="-1">
     <w:p>
       <w:r>
@@ -1151,7 +3993,7 @@
 </file>
 
 <file path=word/footer1.xml><?xml version="1.0" encoding="utf-8"?>
-<w:ftr xmlns:wpc="http://schemas.microsoft.com/office/word/2010/wordprocessingCanvas" xmlns:mc="http://schemas.openxmlformats.org/markup-compatibility/2006" xmlns:o="urn:schemas-microsoft-com:office:office" xmlns:r="http://schemas.openxmlformats.org/officeDocument/2006/relationships" xmlns:m="http://schemas.openxmlformats.org/officeDocument/2006/math" xmlns:v="urn:schemas-microsoft-com:vml" xmlns:wp14="http://schemas.microsoft.com/office/word/2010/wordprocessingDrawing" xmlns:wp="http://schemas.openxmlformats.org/drawingml/2006/wordprocessingDrawing" xmlns:w10="urn:schemas-microsoft-com:office:word" xmlns:w="http://schemas.openxmlformats.org/wordprocessingml/2006/main" xmlns:w14="http://schemas.microsoft.com/office/word/2010/wordml" xmlns:w15="http://schemas.microsoft.com/office/word/2012/wordml" xmlns:wpg="http://schemas.microsoft.com/office/word/2010/wordprocessingGroup" xmlns:wpi="http://schemas.microsoft.com/office/word/2010/wordprocessingInk" xmlns:wne="http://schemas.microsoft.com/office/word/2006/wordml" xmlns:wps="http://schemas.microsoft.com/office/word/2010/wordprocessingShape" mc:Ignorable="w14 w15 wp14">
+<w:ftr xmlns:wpc="http://schemas.microsoft.com/office/word/2010/wordprocessingCanvas" xmlns:cx="http://schemas.microsoft.com/office/drawing/2014/chartex" xmlns:cx1="http://schemas.microsoft.com/office/drawing/2015/9/8/chartex" xmlns:cx2="http://schemas.microsoft.com/office/drawing/2015/10/21/chartex" xmlns:cx3="http://schemas.microsoft.com/office/drawing/2016/5/9/chartex" xmlns:cx4="http://schemas.microsoft.com/office/drawing/2016/5/10/chartex" xmlns:cx5="http://schemas.microsoft.com/office/drawing/2016/5/11/chartex" xmlns:cx6="http://schemas.microsoft.com/office/drawing/2016/5/12/chartex" xmlns:cx7="http://schemas.microsoft.com/office/drawing/2016/5/13/chartex" xmlns:cx8="http://schemas.microsoft.com/office/drawing/2016/5/14/chartex" xmlns:mc="http://schemas.openxmlformats.org/markup-compatibility/2006" xmlns:aink="http://schemas.microsoft.com/office/drawing/2016/ink" xmlns:am3d="http://schemas.microsoft.com/office/drawing/2017/model3d" xmlns:o="urn:schemas-microsoft-com:office:office" xmlns:r="http://schemas.openxmlformats.org/officeDocument/2006/relationships" xmlns:m="http://schemas.openxmlformats.org/officeDocument/2006/math" xmlns:v="urn:schemas-microsoft-com:vml" xmlns:wp14="http://schemas.microsoft.com/office/word/2010/wordprocessingDrawing" xmlns:wp="http://schemas.openxmlformats.org/drawingml/2006/wordprocessingDrawing" xmlns:w10="urn:schemas-microsoft-com:office:word" xmlns:w="http://schemas.openxmlformats.org/wordprocessingml/2006/main" xmlns:w14="http://schemas.microsoft.com/office/word/2010/wordml" xmlns:w15="http://schemas.microsoft.com/office/word/2012/wordml" xmlns:w16cid="http://schemas.microsoft.com/office/word/2016/wordml/cid" xmlns:w16se="http://schemas.microsoft.com/office/word/2015/wordml/symex" xmlns:wpg="http://schemas.microsoft.com/office/word/2010/wordprocessingGroup" xmlns:wpi="http://schemas.microsoft.com/office/word/2010/wordprocessingInk" xmlns:wne="http://schemas.microsoft.com/office/word/2006/wordml" xmlns:wps="http://schemas.microsoft.com/office/word/2010/wordprocessingShape" mc:Ignorable="w14 w15 w16se w16cid wp14">
   <w:p>
     <w:pPr>
       <w:ind w:left="1021" w:right="408"/>
@@ -1165,7 +4007,7 @@
 </file>
 
 <file path=word/footnotes.xml><?xml version="1.0" encoding="utf-8"?>
-<w:footnotes xmlns:wpc="http://schemas.microsoft.com/office/word/2010/wordprocessingCanvas" xmlns:mc="http://schemas.openxmlformats.org/markup-compatibility/2006" xmlns:o="urn:schemas-microsoft-com:office:office" xmlns:r="http://schemas.openxmlformats.org/officeDocument/2006/relationships" xmlns:m="http://schemas.openxmlformats.org/officeDocument/2006/math" xmlns:v="urn:schemas-microsoft-com:vml" xmlns:wp14="http://schemas.microsoft.com/office/word/2010/wordprocessingDrawing" xmlns:wp="http://schemas.openxmlformats.org/drawingml/2006/wordprocessingDrawing" xmlns:w10="urn:schemas-microsoft-com:office:word" xmlns:w="http://schemas.openxmlformats.org/wordprocessingml/2006/main" xmlns:w14="http://schemas.microsoft.com/office/word/2010/wordml" xmlns:w15="http://schemas.microsoft.com/office/word/2012/wordml" xmlns:wpg="http://schemas.microsoft.com/office/word/2010/wordprocessingGroup" xmlns:wpi="http://schemas.microsoft.com/office/word/2010/wordprocessingInk" xmlns:wne="http://schemas.microsoft.com/office/word/2006/wordml" xmlns:wps="http://schemas.microsoft.com/office/word/2010/wordprocessingShape" mc:Ignorable="w14 w15 wp14">
+<w:footnotes xmlns:wpc="http://schemas.microsoft.com/office/word/2010/wordprocessingCanvas" xmlns:cx="http://schemas.microsoft.com/office/drawing/2014/chartex" xmlns:cx1="http://schemas.microsoft.com/office/drawing/2015/9/8/chartex" xmlns:cx2="http://schemas.microsoft.com/office/drawing/2015/10/21/chartex" xmlns:cx3="http://schemas.microsoft.com/office/drawing/2016/5/9/chartex" xmlns:cx4="http://schemas.microsoft.com/office/drawing/2016/5/10/chartex" xmlns:cx5="http://schemas.microsoft.com/office/drawing/2016/5/11/chartex" xmlns:cx6="http://schemas.microsoft.com/office/drawing/2016/5/12/chartex" xmlns:cx7="http://schemas.microsoft.com/office/drawing/2016/5/13/chartex" xmlns:cx8="http://schemas.microsoft.com/office/drawing/2016/5/14/chartex" xmlns:mc="http://schemas.openxmlformats.org/markup-compatibility/2006" xmlns:aink="http://schemas.microsoft.com/office/drawing/2016/ink" xmlns:am3d="http://schemas.microsoft.com/office/drawing/2017/model3d" xmlns:o="urn:schemas-microsoft-com:office:office" xmlns:r="http://schemas.openxmlformats.org/officeDocument/2006/relationships" xmlns:m="http://schemas.openxmlformats.org/officeDocument/2006/math" xmlns:v="urn:schemas-microsoft-com:vml" xmlns:wp14="http://schemas.microsoft.com/office/word/2010/wordprocessingDrawing" xmlns:wp="http://schemas.openxmlformats.org/drawingml/2006/wordprocessingDrawing" xmlns:w10="urn:schemas-microsoft-com:office:word" xmlns:w="http://schemas.openxmlformats.org/wordprocessingml/2006/main" xmlns:w14="http://schemas.microsoft.com/office/word/2010/wordml" xmlns:w15="http://schemas.microsoft.com/office/word/2012/wordml" xmlns:w16cid="http://schemas.microsoft.com/office/word/2016/wordml/cid" xmlns:w16se="http://schemas.microsoft.com/office/word/2015/wordml/symex" xmlns:wpg="http://schemas.microsoft.com/office/word/2010/wordprocessingGroup" xmlns:wpi="http://schemas.microsoft.com/office/word/2010/wordprocessingInk" xmlns:wne="http://schemas.microsoft.com/office/word/2006/wordml" xmlns:wps="http://schemas.microsoft.com/office/word/2010/wordprocessingShape" mc:Ignorable="w14 w15 w16se w16cid wp14">
   <w:footnote w:type="separator" w:id="-1">
     <w:p>
       <w:r>
@@ -1184,7 +4026,7 @@
 </file>
 
 <file path=word/numbering.xml><?xml version="1.0" encoding="utf-8"?>
-<w:numbering xmlns:wpc="http://schemas.microsoft.com/office/word/2010/wordprocessingCanvas" xmlns:mc="http://schemas.openxmlformats.org/markup-compatibility/2006" xmlns:o="urn:schemas-microsoft-com:office:office" xmlns:r="http://schemas.openxmlformats.org/officeDocument/2006/relationships" xmlns:m="http://schemas.openxmlformats.org/officeDocument/2006/math" xmlns:v="urn:schemas-microsoft-com:vml" xmlns:wp14="http://schemas.microsoft.com/office/word/2010/wordprocessingDrawing" xmlns:wp="http://schemas.openxmlformats.org/drawingml/2006/wordprocessingDrawing" xmlns:w10="urn:schemas-microsoft-com:office:word" xmlns:w="http://schemas.openxmlformats.org/wordprocessingml/2006/main" xmlns:w14="http://schemas.microsoft.com/office/word/2010/wordml" xmlns:w15="http://schemas.microsoft.com/office/word/2012/wordml" xmlns:wpg="http://schemas.microsoft.com/office/word/2010/wordprocessingGroup" xmlns:wpi="http://schemas.microsoft.com/office/word/2010/wordprocessingInk" xmlns:wne="http://schemas.microsoft.com/office/word/2006/wordml" xmlns:wps="http://schemas.microsoft.com/office/word/2010/wordprocessingShape" mc:Ignorable="w14 w15 wp14">
+<w:numbering xmlns:wpc="http://schemas.microsoft.com/office/word/2010/wordprocessingCanvas" xmlns:cx="http://schemas.microsoft.com/office/drawing/2014/chartex" xmlns:cx1="http://schemas.microsoft.com/office/drawing/2015/9/8/chartex" xmlns:cx2="http://schemas.microsoft.com/office/drawing/2015/10/21/chartex" xmlns:cx3="http://schemas.microsoft.com/office/drawing/2016/5/9/chartex" xmlns:cx4="http://schemas.microsoft.com/office/drawing/2016/5/10/chartex" xmlns:cx5="http://schemas.microsoft.com/office/drawing/2016/5/11/chartex" xmlns:cx6="http://schemas.microsoft.com/office/drawing/2016/5/12/chartex" xmlns:cx7="http://schemas.microsoft.com/office/drawing/2016/5/13/chartex" xmlns:cx8="http://schemas.microsoft.com/office/drawing/2016/5/14/chartex" xmlns:mc="http://schemas.openxmlformats.org/markup-compatibility/2006" xmlns:aink="http://schemas.microsoft.com/office/drawing/2016/ink" xmlns:am3d="http://schemas.microsoft.com/office/drawing/2017/model3d" xmlns:o="urn:schemas-microsoft-com:office:office" xmlns:r="http://schemas.openxmlformats.org/officeDocument/2006/relationships" xmlns:m="http://schemas.openxmlformats.org/officeDocument/2006/math" xmlns:v="urn:schemas-microsoft-com:vml" xmlns:wp14="http://schemas.microsoft.com/office/word/2010/wordprocessingDrawing" xmlns:wp="http://schemas.openxmlformats.org/drawingml/2006/wordprocessingDrawing" xmlns:w10="urn:schemas-microsoft-com:office:word" xmlns:w="http://schemas.openxmlformats.org/wordprocessingml/2006/main" xmlns:w14="http://schemas.microsoft.com/office/word/2010/wordml" xmlns:w15="http://schemas.microsoft.com/office/word/2012/wordml" xmlns:w16cid="http://schemas.microsoft.com/office/word/2016/wordml/cid" xmlns:w16se="http://schemas.microsoft.com/office/word/2015/wordml/symex" xmlns:wpg="http://schemas.microsoft.com/office/word/2010/wordprocessingGroup" xmlns:wpi="http://schemas.microsoft.com/office/word/2010/wordprocessingInk" xmlns:wne="http://schemas.microsoft.com/office/word/2006/wordml" xmlns:wps="http://schemas.microsoft.com/office/word/2010/wordprocessingShape" mc:Ignorable="w14 w15 w16se w16cid wp14">
   <w:abstractNum w:abstractNumId="0" w15:restartNumberingAfterBreak="0">
     <w:nsid w:val="ABAD743B"/>
     <w:multiLevelType w:val="hybridMultilevel"/>
@@ -3579,7 +6421,7 @@
 </file>
 
 <file path=word/styles.xml><?xml version="1.0" encoding="utf-8"?>
-<w:styles xmlns:mc="http://schemas.openxmlformats.org/markup-compatibility/2006" xmlns:r="http://schemas.openxmlformats.org/officeDocument/2006/relationships" xmlns:w="http://schemas.openxmlformats.org/wordprocessingml/2006/main" xmlns:w14="http://schemas.microsoft.com/office/word/2010/wordml" xmlns:w15="http://schemas.microsoft.com/office/word/2012/wordml" mc:Ignorable="w14 w15">
+<w:styles xmlns:mc="http://schemas.openxmlformats.org/markup-compatibility/2006" xmlns:r="http://schemas.openxmlformats.org/officeDocument/2006/relationships" xmlns:w="http://schemas.openxmlformats.org/wordprocessingml/2006/main" xmlns:w14="http://schemas.microsoft.com/office/word/2010/wordml" xmlns:w15="http://schemas.microsoft.com/office/word/2012/wordml" xmlns:w16cid="http://schemas.microsoft.com/office/word/2016/wordml/cid" xmlns:w16se="http://schemas.microsoft.com/office/word/2015/wordml/symex" mc:Ignorable="w14 w15 w16se w16cid">
   <w:docDefaults>
     <w:rPrDefault>
       <w:rPr>
@@ -3591,7 +6433,7 @@
     </w:rPrDefault>
     <w:pPrDefault/>
   </w:docDefaults>
-  <w:latentStyles w:defLockedState="0" w:defUIPriority="99" w:defSemiHidden="0" w:defUnhideWhenUsed="0" w:defQFormat="0" w:count="371">
+  <w:latentStyles w:defLockedState="0" w:defUIPriority="99" w:defSemiHidden="0" w:defUnhideWhenUsed="0" w:defQFormat="0" w:count="375">
     <w:lsdException w:name="Normal" w:locked="1" w:uiPriority="0" w:qFormat="1"/>
     <w:lsdException w:name="heading 1" w:locked="1" w:qFormat="1"/>
     <w:lsdException w:name="heading 2" w:locked="1" w:semiHidden="1" w:uiPriority="0" w:unhideWhenUsed="1" w:qFormat="1"/>
@@ -3697,7 +6539,6 @@
     <w:lsdException w:name="HTML Sample" w:semiHidden="1" w:unhideWhenUsed="1"/>
     <w:lsdException w:name="HTML Typewriter" w:semiHidden="1" w:unhideWhenUsed="1"/>
     <w:lsdException w:name="HTML Variable" w:semiHidden="1" w:unhideWhenUsed="1"/>
-    <w:lsdException w:name="Normal Table" w:semiHidden="1" w:unhideWhenUsed="1"/>
     <w:lsdException w:name="annotation subject" w:semiHidden="1" w:unhideWhenUsed="1"/>
     <w:lsdException w:name="No List" w:semiHidden="1" w:unhideWhenUsed="1"/>
     <w:lsdException w:name="Outline List 1" w:semiHidden="1" w:unhideWhenUsed="1"/>
@@ -3741,10 +6582,8 @@
     <w:lsdException w:name="Table Elegant" w:semiHidden="1" w:unhideWhenUsed="1"/>
     <w:lsdException w:name="Table Professional" w:semiHidden="1" w:unhideWhenUsed="1"/>
     <w:lsdException w:name="Table Subtle 1" w:semiHidden="1" w:unhideWhenUsed="1"/>
-    <w:lsdException w:name="Table Subtle 2" w:semiHidden="1" w:unhideWhenUsed="1"/>
     <w:lsdException w:name="Table Web 1" w:semiHidden="1" w:unhideWhenUsed="1"/>
     <w:lsdException w:name="Table Web 2" w:semiHidden="1" w:unhideWhenUsed="1"/>
-    <w:lsdException w:name="Table Web 3" w:semiHidden="1" w:unhideWhenUsed="1"/>
     <w:lsdException w:name="Balloon Text" w:semiHidden="1" w:unhideWhenUsed="1"/>
     <w:lsdException w:name="Table Grid" w:locked="1" w:uiPriority="0"/>
     <w:lsdException w:name="Table Theme" w:semiHidden="1" w:unhideWhenUsed="1"/>
@@ -3963,6 +6802,10 @@
     <w:lsdException w:name="List Table 5 Dark Accent 6" w:uiPriority="50"/>
     <w:lsdException w:name="List Table 6 Colorful Accent 6" w:uiPriority="51"/>
     <w:lsdException w:name="List Table 7 Colorful Accent 6" w:uiPriority="52"/>
+    <w:lsdException w:name="Mention" w:semiHidden="1" w:unhideWhenUsed="1"/>
+    <w:lsdException w:name="Smart Hyperlink" w:semiHidden="1" w:unhideWhenUsed="1"/>
+    <w:lsdException w:name="Hashtag" w:semiHidden="1" w:unhideWhenUsed="1"/>
+    <w:lsdException w:name="Unresolved Mention" w:semiHidden="1" w:unhideWhenUsed="1"/>
   </w:latentStyles>
   <w:style w:type="paragraph" w:default="1" w:styleId="a">
     <w:name w:val="Normal"/>
@@ -4742,7 +7585,7 @@
 </file>
 
 <file path=customXml/itemProps1.xml><?xml version="1.0" encoding="utf-8"?>
-<ds:datastoreItem xmlns:ds="http://schemas.openxmlformats.org/officeDocument/2006/customXml" ds:itemID="{93CFB636-5B47-4DFE-906B-A35D4F6D2185}">
+<ds:datastoreItem xmlns:ds="http://schemas.openxmlformats.org/officeDocument/2006/customXml" ds:itemID="{BC635DB2-1EB4-473B-BF26-8DD1FFADE2C0}">
   <ds:schemaRefs>
     <ds:schemaRef ds:uri="http://schemas.openxmlformats.org/officeDocument/2006/bibliography"/>
   </ds:schemaRefs>
